--- a/downloads/handouts/Unit 02/Handout 02.14 - Investor Journal.docx
+++ b/downloads/handouts/Unit 02/Handout 02.14 - Investor Journal.docx
@@ -125,7 +125,7 @@
         <w:pStyle w:val="BodyText"/>
       </w:pPr>
       <w:r>
-        <w:t xml:space="preserve">Sentence starters (Turkish, Portuguese, and Spanish lines are to be verified by a native speaker):</w:t>
+        <w:t xml:space="preserve">Sentence starters (Spanish lines are to be verified by a native speaker):</w:t>
       </w:r>
     </w:p>
     <w:tbl>
@@ -135,10 +135,8 @@
         <w:tblLook w:firstRow="1"/>
       </w:tblPr>
       <w:tblGrid>
-        <w:gridCol w:w="1980"/>
-        <w:gridCol w:w="1980"/>
-        <w:gridCol w:w="1980"/>
-        <w:gridCol w:w="1980"/>
+        <w:gridCol w:w="3960"/>
+        <w:gridCol w:w="3960"/>
       </w:tblGrid>
       <w:tr>
         <w:trPr>
@@ -174,40 +172,6 @@
               <w:jc w:val="left"/>
             </w:pPr>
             <w:r>
-              <w:t xml:space="preserve">Turkish</w:t>
-            </w:r>
-          </w:p>
-        </w:tc>
-        <w:tc>
-          <w:tcPr>
-            <w:tcBorders>
-              <w:bottom w:val="single"/>
-            </w:tcBorders>
-            <w:vAlign w:val="bottom"/>
-          </w:tcPr>
-          <w:p>
-            <w:pPr>
-              <w:pStyle w:val="Compact"/>
-              <w:jc w:val="left"/>
-            </w:pPr>
-            <w:r>
-              <w:t xml:space="preserve">Portuguese</w:t>
-            </w:r>
-          </w:p>
-        </w:tc>
-        <w:tc>
-          <w:tcPr>
-            <w:tcBorders>
-              <w:bottom w:val="single"/>
-            </w:tcBorders>
-            <w:vAlign w:val="bottom"/>
-          </w:tcPr>
-          <w:p>
-            <w:pPr>
-              <w:pStyle w:val="Compact"/>
-              <w:jc w:val="left"/>
-            </w:pPr>
-            <w:r>
               <w:t xml:space="preserve">Spanish</w:t>
             </w:r>
           </w:p>
@@ -232,28 +196,6 @@
               <w:jc w:val="left"/>
             </w:pPr>
             <w:r>
-              <w:t xml:space="preserve">Bugün ___ aldım çünkü ___.</w:t>
-            </w:r>
-          </w:p>
-        </w:tc>
-        <w:tc>
-          <w:p>
-            <w:pPr>
-              <w:pStyle w:val="Compact"/>
-              <w:jc w:val="left"/>
-            </w:pPr>
-            <w:r>
-              <w:t xml:space="preserve">Hoje comprei ___ porque ___.</w:t>
-            </w:r>
-          </w:p>
-        </w:tc>
-        <w:tc>
-          <w:p>
-            <w:pPr>
-              <w:pStyle w:val="Compact"/>
-              <w:jc w:val="left"/>
-            </w:pPr>
-            <w:r>
               <w:t xml:space="preserve">Hoy compré ___ porque ___.</w:t>
             </w:r>
           </w:p>
@@ -278,28 +220,6 @@
               <w:jc w:val="left"/>
             </w:pPr>
             <w:r>
-              <w:t xml:space="preserve">Bugün ___ sattım çünkü ___.</w:t>
-            </w:r>
-          </w:p>
-        </w:tc>
-        <w:tc>
-          <w:p>
-            <w:pPr>
-              <w:pStyle w:val="Compact"/>
-              <w:jc w:val="left"/>
-            </w:pPr>
-            <w:r>
-              <w:t xml:space="preserve">Hoje vendi ___ porque ___.</w:t>
-            </w:r>
-          </w:p>
-        </w:tc>
-        <w:tc>
-          <w:p>
-            <w:pPr>
-              <w:pStyle w:val="Compact"/>
-              <w:jc w:val="left"/>
-            </w:pPr>
-            <w:r>
               <w:t xml:space="preserve">Hoy vendí ___ porque ___.</w:t>
             </w:r>
           </w:p>
@@ -324,28 +244,6 @@
               <w:jc w:val="left"/>
             </w:pPr>
             <w:r>
-              <w:t xml:space="preserve">Bugün alım satım yapmadım çünkü ___.</w:t>
-            </w:r>
-          </w:p>
-        </w:tc>
-        <w:tc>
-          <w:p>
-            <w:pPr>
-              <w:pStyle w:val="Compact"/>
-              <w:jc w:val="left"/>
-            </w:pPr>
-            <w:r>
-              <w:t xml:space="preserve">Hoje não negociei porque ___.</w:t>
-            </w:r>
-          </w:p>
-        </w:tc>
-        <w:tc>
-          <w:p>
-            <w:pPr>
-              <w:pStyle w:val="Compact"/>
-              <w:jc w:val="left"/>
-            </w:pPr>
-            <w:r>
               <w:t xml:space="preserve">Hoy no hice ninguna operación porque ___.</w:t>
             </w:r>
           </w:p>
@@ -360,28 +258,6 @@
             </w:pPr>
             <w:r>
               <w:t xml:space="preserve">My total fortune is ___.</w:t>
-            </w:r>
-          </w:p>
-        </w:tc>
-        <w:tc>
-          <w:p>
-            <w:pPr>
-              <w:pStyle w:val="Compact"/>
-              <w:jc w:val="left"/>
-            </w:pPr>
-            <w:r>
-              <w:t xml:space="preserve">Toplam servetim ___.</w:t>
-            </w:r>
-          </w:p>
-        </w:tc>
-        <w:tc>
-          <w:p>
-            <w:pPr>
-              <w:pStyle w:val="Compact"/>
-              <w:jc w:val="left"/>
-            </w:pPr>
-            <w:r>
-              <w:t xml:space="preserve">Minha fortuna total é ___.</w:t>
             </w:r>
           </w:p>
         </w:tc>
@@ -436,18 +312,7 @@
               <w:jc w:val="left"/>
             </w:pPr>
             <w:r>
-              <w:t xml:space="preserve">Haberlerde ___ deniyordu, bu yüzden ___.</w:t>
-            </w:r>
-          </w:p>
-        </w:tc>
-        <w:tc>
-          <w:p>
-            <w:pPr>
-              <w:pStyle w:val="Compact"/>
-              <w:jc w:val="left"/>
-            </w:pPr>
-            <w:r>
-              <w:t xml:space="preserve">A notícia dizia</w:t>
+              <w:t xml:space="preserve">La noticia decía</w:t>
             </w:r>
             <w:r>
               <w:t xml:space="preserve"> </w:t>
@@ -457,7 +322,7 @@
                 <w:i/>
                 <w:b/>
               </w:rPr>
-              <w:t xml:space="preserve">, então</w:t>
+              <w:t xml:space="preserve">, así que</w:t>
             </w:r>
             <w:r>
               <w:rPr>
@@ -471,37 +336,6 @@
             </w:r>
           </w:p>
         </w:tc>
-        <w:tc>
-          <w:p>
-            <w:pPr>
-              <w:pStyle w:val="Compact"/>
-              <w:jc w:val="left"/>
-            </w:pPr>
-            <w:r>
-              <w:t xml:space="preserve">La noticia decía</w:t>
-            </w:r>
-            <w:r>
-              <w:t xml:space="preserve"> </w:t>
-            </w:r>
-            <w:r>
-              <w:rPr>
-                <w:i/>
-                <w:b/>
-              </w:rPr>
-              <w:t xml:space="preserve">, así que</w:t>
-            </w:r>
-            <w:r>
-              <w:rPr>
-                <w:i/>
-                <w:b/>
-              </w:rPr>
-              <w:t xml:space="preserve"> </w:t>
-            </w:r>
-            <w:r>
-              <w:t xml:space="preserve">.</w:t>
-            </w:r>
-          </w:p>
-        </w:tc>
       </w:tr>
       <w:tr>
         <w:tc>
@@ -522,28 +356,6 @@
               <w:jc w:val="left"/>
             </w:pPr>
             <w:r>
-              <w:t xml:space="preserve">Fiyatlar düşünce ___ hissettim.</w:t>
-            </w:r>
-          </w:p>
-        </w:tc>
-        <w:tc>
-          <w:p>
-            <w:pPr>
-              <w:pStyle w:val="Compact"/>
-              <w:jc w:val="left"/>
-            </w:pPr>
-            <w:r>
-              <w:t xml:space="preserve">Eu me senti ___ quando os preços caíram.</w:t>
-            </w:r>
-          </w:p>
-        </w:tc>
-        <w:tc>
-          <w:p>
-            <w:pPr>
-              <w:pStyle w:val="Compact"/>
-              <w:jc w:val="left"/>
-            </w:pPr>
-            <w:r>
               <w:t xml:space="preserve">Me sentí ___ cuando bajaron los precios.</w:t>
             </w:r>
           </w:p>
@@ -558,28 +370,6 @@
             </w:pPr>
             <w:r>
               <w:t xml:space="preserve">Next time I will ___.</w:t>
-            </w:r>
-          </w:p>
-        </w:tc>
-        <w:tc>
-          <w:p>
-            <w:pPr>
-              <w:pStyle w:val="Compact"/>
-              <w:jc w:val="left"/>
-            </w:pPr>
-            <w:r>
-              <w:t xml:space="preserve">Bir dahaki sefere ___ yapacağım.</w:t>
-            </w:r>
-          </w:p>
-        </w:tc>
-        <w:tc>
-          <w:p>
-            <w:pPr>
-              <w:pStyle w:val="Compact"/>
-              <w:jc w:val="left"/>
-            </w:pPr>
-            <w:r>
-              <w:t xml:space="preserve">Da próxima vez, eu vou ___.</w:t>
             </w:r>
           </w:p>
         </w:tc>
@@ -1086,8 +876,11 @@
       </w:r>
     </w:p>
     <w:p>
-      <w:r>
-        <w:br w:type="page"/>
+      <w:pPr>
+        <w:pStyle w:val="BodyText"/>
+      </w:pPr>
+      <w:r>
+        <w:t xml:space="preserve">______________________________________________________________________</w:t>
       </w:r>
     </w:p>
     <w:p>
@@ -1102,694 +895,802 @@
       </w:r>
     </w:p>
     <w:p>
+      <w:pPr>
+        <w:pStyle w:val="BodyText"/>
+      </w:pPr>
+      <w:r>
+        <w:t xml:space="preserve">______________________________________________________________________</w:t>
+      </w:r>
+    </w:p>
+    <w:p>
+      <w:pPr>
+        <w:pStyle w:val="BodyText"/>
+      </w:pPr>
+      <w:r>
+        <w:t xml:space="preserve">______________________________________________________________________</w:t>
+      </w:r>
+    </w:p>
+    <w:p>
+      <w:pPr>
+        <w:pStyle w:val="BodyText"/>
+      </w:pPr>
+      <w:r>
+        <w:t xml:space="preserve">______________________________________________________________________</w:t>
+      </w:r>
+    </w:p>
+    <w:p>
+      <w:pPr>
+        <w:pStyle w:val="BodyText"/>
+      </w:pPr>
+      <w:r>
+        <w:t xml:space="preserve">______________________________________________________________________</w:t>
+      </w:r>
+    </w:p>
+    <w:p>
       <w:r>
         <w:br w:type="page"/>
       </w:r>
     </w:p>
     <w:p>
+      <w:pPr>
+        <w:pStyle w:val="Heading2"/>
+      </w:pPr>
+      <w:bookmarkStart w:id="22" w:name="entry-1-day-1-lesson-2.14-first-buys"/>
+      <w:r>
+        <w:t xml:space="preserve">Entry 1 (Day 1: Lesson 2.14, first buys)</w:t>
+      </w:r>
+      <w:bookmarkEnd w:id="22"/>
+    </w:p>
+    <w:p>
+      <w:pPr>
+        <w:pStyle w:val="FirstParagraph"/>
+      </w:pPr>
+      <w:r>
+        <w:t xml:space="preserve">What I bought and why (the short version today):</w:t>
+      </w:r>
+    </w:p>
+    <w:p>
+      <w:pPr>
+        <w:pStyle w:val="BodyText"/>
+      </w:pPr>
+      <w:r>
+        <w:t xml:space="preserve">______________________________________________________________________</w:t>
+      </w:r>
+    </w:p>
+    <w:p>
+      <w:pPr>
+        <w:pStyle w:val="BodyText"/>
+      </w:pPr>
+      <w:r>
+        <w:t xml:space="preserve">______________________________________________________________________</w:t>
+      </w:r>
+    </w:p>
+    <w:p>
+      <w:pPr>
+        <w:pStyle w:val="BodyText"/>
+      </w:pPr>
+      <w:r>
+        <w:t xml:space="preserve">My total fortune at the bell: AQ __________</w:t>
+      </w:r>
+    </w:p>
+    <w:p>
+      <w:pPr>
+        <w:pStyle w:val="Heading2"/>
+      </w:pPr>
+      <w:bookmarkStart w:id="23" w:name="X5b74710337b560bd6714035fab577a8eb9c646d"/>
+      <w:r>
+        <w:t xml:space="preserve">Entry 2 (Day 2: Lesson 2.14, reading the screen)</w:t>
+      </w:r>
+      <w:bookmarkEnd w:id="23"/>
+    </w:p>
+    <w:p>
+      <w:pPr>
+        <w:pStyle w:val="FirstParagraph"/>
+      </w:pPr>
+      <w:r>
+        <w:t xml:space="preserve">Total fortune at the start: AQ __________ Above or below 25,000? By how much? __________</w:t>
+      </w:r>
+    </w:p>
+    <w:p>
+      <w:pPr>
+        <w:pStyle w:val="BodyText"/>
+      </w:pPr>
+      <w:r>
+        <w:t xml:space="preserve">My ledger check: ______ units times AQ ______ = AQ ______ cash out. Matches? yes / no</w:t>
+      </w:r>
+    </w:p>
+    <w:p>
+      <w:pPr>
+        <w:pStyle w:val="BodyText"/>
+      </w:pPr>
+      <w:r>
+        <w:t xml:space="preserve">What I did:</w:t>
+      </w:r>
+    </w:p>
+    <w:p>
+      <w:pPr>
+        <w:pStyle w:val="BodyText"/>
+      </w:pPr>
+      <w:r>
+        <w:t xml:space="preserve">______________________________________________________________________</w:t>
+      </w:r>
+    </w:p>
+    <w:p>
+      <w:pPr>
+        <w:pStyle w:val="BodyText"/>
+      </w:pPr>
+      <w:r>
+        <w:t xml:space="preserve">Why:</w:t>
+      </w:r>
+    </w:p>
+    <w:p>
+      <w:pPr>
+        <w:pStyle w:val="BodyText"/>
+      </w:pPr>
+      <w:r>
+        <w:t xml:space="preserve">______________________________________________________________________</w:t>
+      </w:r>
+    </w:p>
+    <w:p>
+      <w:pPr>
+        <w:pStyle w:val="BodyText"/>
+      </w:pPr>
+      <w:r>
+        <w:t xml:space="preserve">What happened:</w:t>
+      </w:r>
+    </w:p>
+    <w:p>
+      <w:pPr>
+        <w:pStyle w:val="BodyText"/>
+      </w:pPr>
+      <w:r>
+        <w:t xml:space="preserve">______________________________________________________________________</w:t>
+      </w:r>
+    </w:p>
+    <w:p>
+      <w:pPr>
+        <w:pStyle w:val="BodyText"/>
+      </w:pPr>
+      <w:r>
+        <w:t xml:space="preserve">My pie (rough slices, label each with a ticker):</w:t>
+      </w:r>
+    </w:p>
+    <w:p>
+      <w:pPr>
+        <w:pStyle w:val="BodyText"/>
+      </w:pPr>
+      <w:r>
+        <w:t xml:space="preserve">[ draw here ]</w:t>
+      </w:r>
+    </w:p>
+    <w:p>
+      <w:pPr>
+        <w:pStyle w:val="BodyText"/>
+      </w:pPr>
+      <w:r>
+        <w:t xml:space="preserve">My total fortune at the bell: AQ __________</w:t>
+      </w:r>
+    </w:p>
+    <w:p>
+      <w:pPr>
+        <w:pStyle w:val="Heading2"/>
+      </w:pPr>
+      <w:bookmarkStart w:id="24" w:name="Xee14e8e806736895a7c7fb5f55c488877e42e66"/>
+      <w:r>
+        <w:t xml:space="preserve">Entry 3 (Day 3: Lesson 2.15, reading the news)</w:t>
+      </w:r>
+      <w:bookmarkEnd w:id="24"/>
+    </w:p>
+    <w:p>
+      <w:pPr>
+        <w:pStyle w:val="FirstParagraph"/>
+      </w:pPr>
+      <w:r>
+        <w:t xml:space="preserve">What I did:</w:t>
+      </w:r>
+    </w:p>
+    <w:p>
+      <w:pPr>
+        <w:pStyle w:val="BodyText"/>
+      </w:pPr>
+      <w:r>
+        <w:t xml:space="preserve">______________________________________________________________________</w:t>
+      </w:r>
+    </w:p>
+    <w:p>
+      <w:pPr>
+        <w:pStyle w:val="BodyText"/>
+      </w:pPr>
+      <w:r>
+        <w:t xml:space="preserve">Why (name the dispatch):</w:t>
+      </w:r>
+    </w:p>
+    <w:p>
+      <w:pPr>
+        <w:pStyle w:val="BodyText"/>
+      </w:pPr>
+      <w:r>
+        <w:t xml:space="preserve">______________________________________________________________________</w:t>
+      </w:r>
+    </w:p>
+    <w:p>
+      <w:pPr>
+        <w:pStyle w:val="BodyText"/>
+      </w:pPr>
+      <w:r>
+        <w:t xml:space="preserve">What happened:</w:t>
+      </w:r>
+    </w:p>
+    <w:p>
+      <w:pPr>
+        <w:pStyle w:val="BodyText"/>
+      </w:pPr>
+      <w:r>
+        <w:t xml:space="preserve">______________________________________________________________________</w:t>
+      </w:r>
+    </w:p>
+    <w:p>
+      <w:pPr>
+        <w:pStyle w:val="BodyText"/>
+      </w:pPr>
+      <w:r>
+        <w:t xml:space="preserve">One prediction I made today and whether it came true:</w:t>
+      </w:r>
+    </w:p>
+    <w:p>
+      <w:pPr>
+        <w:pStyle w:val="BodyText"/>
+      </w:pPr>
+      <w:r>
+        <w:t xml:space="preserve">______________________________________________________________________</w:t>
+      </w:r>
+    </w:p>
+    <w:p>
+      <w:pPr>
+        <w:pStyle w:val="BodyText"/>
+      </w:pPr>
+      <w:r>
+        <w:t xml:space="preserve">My total fortune at the bell: AQ __________</w:t>
+      </w:r>
+    </w:p>
+    <w:p>
+      <w:pPr>
+        <w:pStyle w:val="Heading2"/>
+      </w:pPr>
+      <w:bookmarkStart w:id="25" w:name="entry-4-day-4-lesson-2.15-fact-vs-hype"/>
+      <w:r>
+        <w:t xml:space="preserve">Entry 4 (Day 4: Lesson 2.15, fact vs hype)</w:t>
+      </w:r>
+      <w:bookmarkEnd w:id="25"/>
+    </w:p>
+    <w:p>
+      <w:pPr>
+        <w:pStyle w:val="FirstParagraph"/>
+      </w:pPr>
+      <w:r>
+        <w:t xml:space="preserve">What I did:</w:t>
+      </w:r>
+    </w:p>
+    <w:p>
+      <w:pPr>
+        <w:pStyle w:val="BodyText"/>
+      </w:pPr>
+      <w:r>
+        <w:t xml:space="preserve">______________________________________________________________________</w:t>
+      </w:r>
+    </w:p>
+    <w:p>
+      <w:pPr>
+        <w:pStyle w:val="BodyText"/>
+      </w:pPr>
+      <w:r>
+        <w:t xml:space="preserve">Why:</w:t>
+      </w:r>
+    </w:p>
+    <w:p>
+      <w:pPr>
+        <w:pStyle w:val="BodyText"/>
+      </w:pPr>
+      <w:r>
+        <w:t xml:space="preserve">______________________________________________________________________</w:t>
+      </w:r>
+    </w:p>
+    <w:p>
+      <w:pPr>
+        <w:pStyle w:val="BodyText"/>
+      </w:pPr>
+      <w:r>
+        <w:t xml:space="preserve">What happened:</w:t>
+      </w:r>
+    </w:p>
+    <w:p>
+      <w:pPr>
+        <w:pStyle w:val="BodyText"/>
+      </w:pPr>
+      <w:r>
+        <w:t xml:space="preserve">______________________________________________________________________</w:t>
+      </w:r>
+    </w:p>
+    <w:p>
+      <w:pPr>
+        <w:pStyle w:val="BodyText"/>
+      </w:pPr>
+      <w:r>
+        <w:t xml:space="preserve">One headline I ignored today and why (which test did it fail?):</w:t>
+      </w:r>
+    </w:p>
+    <w:p>
+      <w:pPr>
+        <w:pStyle w:val="BodyText"/>
+      </w:pPr>
+      <w:r>
+        <w:t xml:space="preserve">______________________________________________________________________</w:t>
+      </w:r>
+    </w:p>
+    <w:p>
+      <w:pPr>
+        <w:pStyle w:val="BodyText"/>
+      </w:pPr>
+      <w:r>
+        <w:t xml:space="preserve">My total fortune at the bell: AQ __________</w:t>
+      </w:r>
+    </w:p>
+    <w:p>
+      <w:pPr>
+        <w:pStyle w:val="Heading2"/>
+      </w:pPr>
+      <w:bookmarkStart w:id="26" w:name="Xfc4acb7eacb638b10c6df75a21720607908f8cf"/>
+      <w:r>
+        <w:t xml:space="preserve">Entry 5 (Day 5: Lesson 2.16, diversification)</w:t>
+      </w:r>
+      <w:bookmarkEnd w:id="26"/>
+    </w:p>
+    <w:p>
+      <w:pPr>
+        <w:pStyle w:val="FirstParagraph"/>
+      </w:pPr>
+      <w:r>
+        <w:t xml:space="preserve">What I did (use the word rebalance or hold):</w:t>
+      </w:r>
+    </w:p>
+    <w:p>
+      <w:pPr>
+        <w:pStyle w:val="BodyText"/>
+      </w:pPr>
+      <w:r>
+        <w:t xml:space="preserve">______________________________________________________________________</w:t>
+      </w:r>
+    </w:p>
+    <w:p>
+      <w:pPr>
+        <w:pStyle w:val="BodyText"/>
+      </w:pPr>
+      <w:r>
+        <w:t xml:space="preserve">Why:</w:t>
+      </w:r>
+    </w:p>
+    <w:p>
+      <w:pPr>
+        <w:pStyle w:val="BodyText"/>
+      </w:pPr>
+      <w:r>
+        <w:t xml:space="preserve">______________________________________________________________________</w:t>
+      </w:r>
+    </w:p>
+    <w:p>
+      <w:pPr>
+        <w:pStyle w:val="BodyText"/>
+      </w:pPr>
+      <w:r>
+        <w:t xml:space="preserve">What happened:</w:t>
+      </w:r>
+    </w:p>
+    <w:p>
+      <w:pPr>
+        <w:pStyle w:val="BodyText"/>
+      </w:pPr>
+      <w:r>
+        <w:t xml:space="preserve">______________________________________________________________________</w:t>
+      </w:r>
+    </w:p>
+    <w:p>
+      <w:pPr>
+        <w:pStyle w:val="BodyText"/>
+      </w:pPr>
+      <w:r>
+        <w:t xml:space="preserve">My biggest slice is ______ percent (ticker: ______). I am comfortable / not comfortable with that because:</w:t>
+      </w:r>
+    </w:p>
+    <w:p>
+      <w:pPr>
+        <w:pStyle w:val="BodyText"/>
+      </w:pPr>
+      <w:r>
+        <w:t xml:space="preserve">______________________________________________________________________</w:t>
+      </w:r>
+    </w:p>
+    <w:p>
+      <w:pPr>
+        <w:pStyle w:val="BodyText"/>
+      </w:pPr>
+      <w:r>
+        <w:t xml:space="preserve">My total fortune at the bell: AQ __________</w:t>
+      </w:r>
+    </w:p>
+    <w:p>
+      <w:pPr>
+        <w:pStyle w:val="Heading2"/>
+      </w:pPr>
+      <w:bookmarkStart w:id="27" w:name="entry-6-day-6-lesson-2.17-the-crisis"/>
+      <w:r>
+        <w:t xml:space="preserve">Entry 6 (Day 6: Lesson 2.17, the crisis)</w:t>
+      </w:r>
+      <w:bookmarkEnd w:id="27"/>
+    </w:p>
+    <w:p>
+      <w:pPr>
+        <w:pStyle w:val="FirstParagraph"/>
+      </w:pPr>
+      <w:r>
+        <w:t xml:space="preserve">How I felt at the start (one word): __________ A stress sign I noticed: ______________________</w:t>
+      </w:r>
+    </w:p>
+    <w:p>
+      <w:pPr>
+        <w:pStyle w:val="BodyText"/>
+      </w:pPr>
+      <w:r>
+        <w:t xml:space="preserve">What I did:</w:t>
+      </w:r>
+    </w:p>
+    <w:p>
+      <w:pPr>
+        <w:pStyle w:val="BodyText"/>
+      </w:pPr>
+      <w:r>
+        <w:t xml:space="preserve">______________________________________________________________________</w:t>
+      </w:r>
+    </w:p>
+    <w:p>
+      <w:pPr>
+        <w:pStyle w:val="BodyText"/>
+      </w:pPr>
+      <w:r>
+        <w:t xml:space="preserve">Why (copy your decision from the grid):</w:t>
+      </w:r>
+    </w:p>
+    <w:p>
+      <w:pPr>
+        <w:pStyle w:val="BodyText"/>
+      </w:pPr>
+      <w:r>
+        <w:t xml:space="preserve">______________________________________________________________________</w:t>
+      </w:r>
+    </w:p>
+    <w:p>
+      <w:pPr>
+        <w:pStyle w:val="BodyText"/>
+      </w:pPr>
+      <w:r>
+        <w:t xml:space="preserve">What happened:</w:t>
+      </w:r>
+    </w:p>
+    <w:p>
+      <w:pPr>
+        <w:pStyle w:val="BodyText"/>
+      </w:pPr>
+      <w:r>
+        <w:t xml:space="preserve">______________________________________________________________________</w:t>
+      </w:r>
+    </w:p>
+    <w:p>
+      <w:pPr>
+        <w:pStyle w:val="BodyText"/>
+      </w:pPr>
+      <w:r>
+        <w:t xml:space="preserve">How I feel now (one sentence):</w:t>
+      </w:r>
+    </w:p>
+    <w:p>
+      <w:pPr>
+        <w:pStyle w:val="BodyText"/>
+      </w:pPr>
+      <w:r>
+        <w:t xml:space="preserve">______________________________________________________________________</w:t>
+      </w:r>
+    </w:p>
+    <w:p>
+      <w:pPr>
+        <w:pStyle w:val="BodyText"/>
+      </w:pPr>
+      <w:r>
+        <w:t xml:space="preserve">My total fortune at the bell: AQ __________</w:t>
+      </w:r>
+    </w:p>
+    <w:p>
+      <w:pPr>
+        <w:pStyle w:val="Heading2"/>
+      </w:pPr>
+      <w:bookmarkStart w:id="28" w:name="X5fcc35ebfa6e2195d4a8abb160f2739c0e525fe"/>
+      <w:r>
+        <w:t xml:space="preserve">Entry 7 (Day 7: Lesson 2.17, the second crisis day)</w:t>
+      </w:r>
+      <w:bookmarkEnd w:id="28"/>
+    </w:p>
+    <w:p>
+      <w:pPr>
+        <w:pStyle w:val="FirstParagraph"/>
+      </w:pPr>
+      <w:r>
+        <w:t xml:space="preserve">My corner today: sold some / sold everything / held / bought more</w:t>
+      </w:r>
+    </w:p>
+    <w:p>
+      <w:pPr>
+        <w:pStyle w:val="BodyText"/>
+      </w:pPr>
+      <w:r>
+        <w:t xml:space="preserve">What I did:</w:t>
+      </w:r>
+    </w:p>
+    <w:p>
+      <w:pPr>
+        <w:pStyle w:val="BodyText"/>
+      </w:pPr>
+      <w:r>
+        <w:t xml:space="preserve">______________________________________________________________________</w:t>
+      </w:r>
+    </w:p>
+    <w:p>
+      <w:pPr>
+        <w:pStyle w:val="BodyText"/>
+      </w:pPr>
+      <w:r>
+        <w:t xml:space="preserve">Why:</w:t>
+      </w:r>
+    </w:p>
+    <w:p>
+      <w:pPr>
+        <w:pStyle w:val="BodyText"/>
+      </w:pPr>
+      <w:r>
+        <w:t xml:space="preserve">______________________________________________________________________</w:t>
+      </w:r>
+    </w:p>
+    <w:p>
+      <w:pPr>
+        <w:pStyle w:val="BodyText"/>
+      </w:pPr>
+      <w:r>
+        <w:t xml:space="preserve">What happened:</w:t>
+      </w:r>
+    </w:p>
+    <w:p>
+      <w:pPr>
+        <w:pStyle w:val="BodyText"/>
+      </w:pPr>
+      <w:r>
+        <w:t xml:space="preserve">______________________________________________________________________</w:t>
+      </w:r>
+    </w:p>
+    <w:p>
+      <w:pPr>
+        <w:pStyle w:val="BodyText"/>
+      </w:pPr>
+      <w:r>
+        <w:t xml:space="preserve">Look back: my Day 6 decision was a plan / a panic. My evidence (a number):</w:t>
+      </w:r>
+    </w:p>
+    <w:p>
+      <w:pPr>
+        <w:pStyle w:val="BodyText"/>
+      </w:pPr>
+      <w:r>
+        <w:t xml:space="preserve">______________________________________________________________________</w:t>
+      </w:r>
+    </w:p>
+    <w:p>
+      <w:pPr>
+        <w:pStyle w:val="BodyText"/>
+      </w:pPr>
+      <w:r>
+        <w:t xml:space="preserve">My total fortune at the bell: AQ __________</w:t>
+      </w:r>
+    </w:p>
+    <w:p>
+      <w:pPr>
+        <w:pStyle w:val="Heading2"/>
+      </w:pPr>
+      <w:bookmarkStart w:id="29" w:name="X322d22646452347aa9ab0e7f4de3c0820a274b7"/>
+      <w:r>
+        <w:t xml:space="preserve">Entry 8 (Day 8: Lesson 2.18, recovery and return math)</w:t>
+      </w:r>
+      <w:bookmarkEnd w:id="29"/>
+    </w:p>
+    <w:p>
+      <w:pPr>
+        <w:pStyle w:val="FirstParagraph"/>
+      </w:pPr>
+      <w:r>
+        <w:t xml:space="preserve">What I did (rebalance, buy low, or hold; if buying low, which venture and what I expect):</w:t>
+      </w:r>
+    </w:p>
+    <w:p>
+      <w:pPr>
+        <w:pStyle w:val="BodyText"/>
+      </w:pPr>
+      <w:r>
+        <w:t xml:space="preserve">______________________________________________________________________</w:t>
+      </w:r>
+    </w:p>
+    <w:p>
+      <w:pPr>
+        <w:pStyle w:val="BodyText"/>
+      </w:pPr>
+      <w:r>
+        <w:t xml:space="preserve">Why:</w:t>
+      </w:r>
+    </w:p>
+    <w:p>
+      <w:pPr>
+        <w:pStyle w:val="BodyText"/>
+      </w:pPr>
+      <w:r>
+        <w:t xml:space="preserve">______________________________________________________________________</w:t>
+      </w:r>
+    </w:p>
+    <w:p>
+      <w:pPr>
+        <w:pStyle w:val="BodyText"/>
+      </w:pPr>
+      <w:r>
+        <w:t xml:space="preserve">What happened:</w:t>
+      </w:r>
+    </w:p>
+    <w:p>
+      <w:pPr>
+        <w:pStyle w:val="BodyText"/>
+      </w:pPr>
+      <w:r>
+        <w:t xml:space="preserve">______________________________________________________________________</w:t>
+      </w:r>
+    </w:p>
+    <w:p>
+      <w:pPr>
+        <w:pStyle w:val="BodyText"/>
+      </w:pPr>
+      <w:r>
+        <w:t xml:space="preserve">My percent return so far (from Return Math Part B): ______ percent</w:t>
+      </w:r>
+    </w:p>
+    <w:p>
+      <w:pPr>
+        <w:pStyle w:val="BodyText"/>
+      </w:pPr>
+      <w:r>
+        <w:t xml:space="preserve">The venture that hurt me most fell ______ percent across the crisis (ticker: ______).</w:t>
+      </w:r>
+    </w:p>
+    <w:p>
+      <w:pPr>
+        <w:pStyle w:val="BodyText"/>
+      </w:pPr>
+      <w:r>
+        <w:t xml:space="preserve">My total fortune at the bell: AQ __________</w:t>
+      </w:r>
+    </w:p>
+    <w:p>
+      <w:pPr>
+        <w:pStyle w:val="Heading2"/>
+      </w:pPr>
+      <w:bookmarkStart w:id="30" w:name="Xdf729135384698d7839923a486d62ded2e65e7e"/>
+      <w:r>
+        <w:t xml:space="preserve">Entry 9 (Day 9: Lesson 2.19, the closing bell and the reveal)</w:t>
+      </w:r>
+      <w:bookmarkEnd w:id="30"/>
+    </w:p>
+    <w:p>
+      <w:pPr>
+        <w:pStyle w:val="FirstParagraph"/>
+      </w:pPr>
+      <w:r>
+        <w:t xml:space="preserve">The market is closed. My final total fortune: AQ __________ My rank: ______ of ______</w:t>
+      </w:r>
+    </w:p>
+    <w:p>
+      <w:pPr>
+        <w:pStyle w:val="BodyText"/>
+      </w:pPr>
+      <w:r>
+        <w:t xml:space="preserve">Why my final number is what it is (one or two sentences):</w:t>
+      </w:r>
+    </w:p>
+    <w:p>
+      <w:pPr>
+        <w:pStyle w:val="BodyText"/>
+      </w:pPr>
+      <w:r>
+        <w:t xml:space="preserve">______________________________________________________________________</w:t>
+      </w:r>
+    </w:p>
+    <w:p>
+      <w:pPr>
+        <w:pStyle w:val="BodyText"/>
+      </w:pPr>
+      <w:r>
+        <w:t xml:space="preserve">______________________________________________________________________</w:t>
+      </w:r>
+    </w:p>
+    <w:p>
+      <w:pPr>
+        <w:pStyle w:val="BodyText"/>
+      </w:pPr>
+      <w:r>
+        <w:t xml:space="preserve">What I know now that I did not know on Day 1:</w:t>
+      </w:r>
+    </w:p>
+    <w:p>
+      <w:pPr>
+        <w:pStyle w:val="BodyText"/>
+      </w:pPr>
+      <w:r>
+        <w:t xml:space="preserve">______________________________________________________________________</w:t>
+      </w:r>
+    </w:p>
+    <w:p>
+      <w:pPr>
+        <w:pStyle w:val="Heading2"/>
+      </w:pPr>
+      <w:bookmarkStart w:id="31" w:name="entry-10-day-10-lesson-2.19-the-report"/>
+      <w:r>
+        <w:t xml:space="preserve">Entry 10 (Day 10: Lesson 2.19, the report)</w:t>
+      </w:r>
+      <w:bookmarkEnd w:id="31"/>
+    </w:p>
+    <w:p>
+      <w:pPr>
+        <w:pStyle w:val="FirstParagraph"/>
+      </w:pPr>
+      <w:r>
+        <w:t xml:space="preserve">My final percent return was ______ percent.</w:t>
+      </w:r>
+    </w:p>
+    <w:p>
+      <w:pPr>
+        <w:pStyle w:val="BodyText"/>
+      </w:pPr>
+      <w:r>
+        <w:t xml:space="preserve">One sentence to my future self about money:</w:t>
+      </w:r>
+    </w:p>
+    <w:p>
+      <w:pPr>
+        <w:pStyle w:val="BodyText"/>
+      </w:pPr>
+      <w:r>
+        <w:t xml:space="preserve">______________________________________________________________________</w:t>
+      </w:r>
+    </w:p>
+    <w:p>
       <w:r>
         <w:br w:type="page"/>
       </w:r>
     </w:p>
     <w:p>
-      <w:r>
-        <w:br w:type="page"/>
-      </w:r>
-    </w:p>
-    <w:p>
-      <w:r>
-        <w:br w:type="page"/>
-      </w:r>
-    </w:p>
-    <w:p>
-      <w:r>
-        <w:br w:type="page"/>
-      </w:r>
-    </w:p>
-    <w:p>
       <w:pPr>
         <w:pStyle w:val="Heading2"/>
       </w:pPr>
-      <w:bookmarkStart w:id="22" w:name="entry-1-day-1-lesson-2.14-first-buys"/>
-      <w:r>
-        <w:t xml:space="preserve">Entry 1 (Day 1: Lesson 2.14, first buys)</w:t>
-      </w:r>
-      <w:bookmarkEnd w:id="22"/>
+      <w:bookmarkStart w:id="32" w:name="X9645dd08b72c871bab0aa1292e6f1bf9815fea6"/>
+      <w:r>
+        <w:t xml:space="preserve">Round 2: trading with the truth (Lessons 2.20, 2.21, 2.22)</w:t>
+      </w:r>
+      <w:bookmarkEnd w:id="32"/>
     </w:p>
     <w:p>
       <w:pPr>
         <w:pStyle w:val="FirstParagraph"/>
       </w:pPr>
       <w:r>
-        <w:t xml:space="preserve">What I bought and why (the short version today):</w:t>
-      </w:r>
-    </w:p>
-    <w:p>
-      <w:r>
-        <w:br w:type="page"/>
-      </w:r>
-    </w:p>
-    <w:p>
-      <w:r>
-        <w:br w:type="page"/>
-      </w:r>
-    </w:p>
-    <w:p>
-      <w:pPr>
-        <w:pStyle w:val="BodyText"/>
-      </w:pPr>
-      <w:r>
-        <w:t xml:space="preserve">My total fortune at the bell: AQ __________</w:t>
-      </w:r>
-    </w:p>
-    <w:p>
-      <w:pPr>
-        <w:pStyle w:val="Heading2"/>
-      </w:pPr>
-      <w:bookmarkStart w:id="23" w:name="X5b74710337b560bd6714035fab577a8eb9c646d"/>
-      <w:r>
-        <w:t xml:space="preserve">Entry 2 (Day 2: Lesson 2.14, reading the screen)</w:t>
-      </w:r>
-      <w:bookmarkEnd w:id="23"/>
-    </w:p>
-    <w:p>
-      <w:pPr>
-        <w:pStyle w:val="FirstParagraph"/>
-      </w:pPr>
-      <w:r>
-        <w:t xml:space="preserve">Total fortune at the start: AQ __________ Above or below 25,000? By how much? __________</w:t>
-      </w:r>
-    </w:p>
-    <w:p>
-      <w:pPr>
-        <w:pStyle w:val="BodyText"/>
-      </w:pPr>
-      <w:r>
-        <w:t xml:space="preserve">My ledger check: ______ units times AQ ______ = AQ ______ cash out. Matches? yes / no</w:t>
-      </w:r>
-    </w:p>
-    <w:p>
-      <w:pPr>
-        <w:pStyle w:val="BodyText"/>
-      </w:pPr>
-      <w:r>
-        <w:t xml:space="preserve">What I did:</w:t>
-      </w:r>
-    </w:p>
-    <w:p>
-      <w:r>
-        <w:br w:type="page"/>
-      </w:r>
-    </w:p>
-    <w:p>
-      <w:pPr>
-        <w:pStyle w:val="BodyText"/>
-      </w:pPr>
-      <w:r>
-        <w:t xml:space="preserve">Why:</w:t>
-      </w:r>
-    </w:p>
-    <w:p>
-      <w:r>
-        <w:br w:type="page"/>
-      </w:r>
-    </w:p>
-    <w:p>
-      <w:pPr>
-        <w:pStyle w:val="BodyText"/>
-      </w:pPr>
-      <w:r>
-        <w:t xml:space="preserve">What happened:</w:t>
-      </w:r>
-    </w:p>
-    <w:p>
-      <w:r>
-        <w:br w:type="page"/>
-      </w:r>
-    </w:p>
-    <w:p>
-      <w:pPr>
-        <w:pStyle w:val="BodyText"/>
-      </w:pPr>
-      <w:r>
-        <w:t xml:space="preserve">My pie (rough slices, label each with a ticker):</w:t>
-      </w:r>
-    </w:p>
-    <w:p>
-      <w:pPr>
-        <w:pStyle w:val="BodyText"/>
-      </w:pPr>
-      <w:r>
-        <w:t xml:space="preserve">[ draw here ]</w:t>
-      </w:r>
-    </w:p>
-    <w:p>
-      <w:pPr>
-        <w:pStyle w:val="BodyText"/>
-      </w:pPr>
-      <w:r>
-        <w:t xml:space="preserve">My total fortune at the bell: AQ __________</w:t>
-      </w:r>
-    </w:p>
-    <w:p>
-      <w:pPr>
-        <w:pStyle w:val="Heading2"/>
-      </w:pPr>
-      <w:bookmarkStart w:id="24" w:name="Xee14e8e806736895a7c7fb5f55c488877e42e66"/>
-      <w:r>
-        <w:t xml:space="preserve">Entry 3 (Day 3: Lesson 2.15, reading the news)</w:t>
-      </w:r>
-      <w:bookmarkEnd w:id="24"/>
-    </w:p>
-    <w:p>
-      <w:pPr>
-        <w:pStyle w:val="FirstParagraph"/>
-      </w:pPr>
-      <w:r>
-        <w:t xml:space="preserve">What I did:</w:t>
-      </w:r>
-    </w:p>
-    <w:p>
-      <w:r>
-        <w:br w:type="page"/>
-      </w:r>
-    </w:p>
-    <w:p>
-      <w:pPr>
-        <w:pStyle w:val="BodyText"/>
-      </w:pPr>
-      <w:r>
-        <w:t xml:space="preserve">Why (name the dispatch):</w:t>
-      </w:r>
-    </w:p>
-    <w:p>
-      <w:r>
-        <w:br w:type="page"/>
-      </w:r>
-    </w:p>
-    <w:p>
-      <w:pPr>
-        <w:pStyle w:val="BodyText"/>
-      </w:pPr>
-      <w:r>
-        <w:t xml:space="preserve">What happened:</w:t>
-      </w:r>
-    </w:p>
-    <w:p>
-      <w:r>
-        <w:br w:type="page"/>
-      </w:r>
-    </w:p>
-    <w:p>
-      <w:pPr>
-        <w:pStyle w:val="BodyText"/>
-      </w:pPr>
-      <w:r>
-        <w:t xml:space="preserve">One prediction I made today and whether it came true:</w:t>
-      </w:r>
-    </w:p>
-    <w:p>
-      <w:r>
-        <w:br w:type="page"/>
-      </w:r>
-    </w:p>
-    <w:p>
-      <w:pPr>
-        <w:pStyle w:val="BodyText"/>
-      </w:pPr>
-      <w:r>
-        <w:t xml:space="preserve">My total fortune at the bell: AQ __________</w:t>
-      </w:r>
-    </w:p>
-    <w:p>
-      <w:pPr>
-        <w:pStyle w:val="Heading2"/>
-      </w:pPr>
-      <w:bookmarkStart w:id="25" w:name="entry-4-day-4-lesson-2.15-fact-vs-hype"/>
-      <w:r>
-        <w:t xml:space="preserve">Entry 4 (Day 4: Lesson 2.15, fact vs hype)</w:t>
-      </w:r>
-      <w:bookmarkEnd w:id="25"/>
-    </w:p>
-    <w:p>
-      <w:pPr>
-        <w:pStyle w:val="FirstParagraph"/>
-      </w:pPr>
-      <w:r>
-        <w:t xml:space="preserve">What I did:</w:t>
-      </w:r>
-    </w:p>
-    <w:p>
-      <w:r>
-        <w:br w:type="page"/>
-      </w:r>
-    </w:p>
-    <w:p>
-      <w:pPr>
-        <w:pStyle w:val="BodyText"/>
-      </w:pPr>
-      <w:r>
-        <w:t xml:space="preserve">Why:</w:t>
-      </w:r>
-    </w:p>
-    <w:p>
-      <w:r>
-        <w:br w:type="page"/>
-      </w:r>
-    </w:p>
-    <w:p>
-      <w:pPr>
-        <w:pStyle w:val="BodyText"/>
-      </w:pPr>
-      <w:r>
-        <w:t xml:space="preserve">What happened:</w:t>
-      </w:r>
-    </w:p>
-    <w:p>
-      <w:r>
-        <w:br w:type="page"/>
-      </w:r>
-    </w:p>
-    <w:p>
-      <w:pPr>
-        <w:pStyle w:val="BodyText"/>
-      </w:pPr>
-      <w:r>
-        <w:t xml:space="preserve">One headline I ignored today and why (which test did it fail?):</w:t>
-      </w:r>
-    </w:p>
-    <w:p>
-      <w:r>
-        <w:br w:type="page"/>
-      </w:r>
-    </w:p>
-    <w:p>
-      <w:pPr>
-        <w:pStyle w:val="BodyText"/>
-      </w:pPr>
-      <w:r>
-        <w:t xml:space="preserve">My total fortune at the bell: AQ __________</w:t>
-      </w:r>
-    </w:p>
-    <w:p>
-      <w:pPr>
-        <w:pStyle w:val="Heading2"/>
-      </w:pPr>
-      <w:bookmarkStart w:id="26" w:name="Xfc4acb7eacb638b10c6df75a21720607908f8cf"/>
-      <w:r>
-        <w:t xml:space="preserve">Entry 5 (Day 5: Lesson 2.16, diversification)</w:t>
-      </w:r>
-      <w:bookmarkEnd w:id="26"/>
-    </w:p>
-    <w:p>
-      <w:pPr>
-        <w:pStyle w:val="FirstParagraph"/>
-      </w:pPr>
-      <w:r>
-        <w:t xml:space="preserve">What I did (use the word rebalance or hold):</w:t>
-      </w:r>
-    </w:p>
-    <w:p>
-      <w:r>
-        <w:br w:type="page"/>
-      </w:r>
-    </w:p>
-    <w:p>
-      <w:pPr>
-        <w:pStyle w:val="BodyText"/>
-      </w:pPr>
-      <w:r>
-        <w:t xml:space="preserve">Why:</w:t>
-      </w:r>
-    </w:p>
-    <w:p>
-      <w:r>
-        <w:br w:type="page"/>
-      </w:r>
-    </w:p>
-    <w:p>
-      <w:pPr>
-        <w:pStyle w:val="BodyText"/>
-      </w:pPr>
-      <w:r>
-        <w:t xml:space="preserve">What happened:</w:t>
-      </w:r>
-    </w:p>
-    <w:p>
-      <w:r>
-        <w:br w:type="page"/>
-      </w:r>
-    </w:p>
-    <w:p>
-      <w:pPr>
-        <w:pStyle w:val="BodyText"/>
-      </w:pPr>
-      <w:r>
-        <w:t xml:space="preserve">My biggest slice is ______ percent (ticker: ______). I am comfortable / not comfortable with that because:</w:t>
-      </w:r>
-    </w:p>
-    <w:p>
-      <w:r>
-        <w:br w:type="page"/>
-      </w:r>
-    </w:p>
-    <w:p>
-      <w:pPr>
-        <w:pStyle w:val="BodyText"/>
-      </w:pPr>
-      <w:r>
-        <w:t xml:space="preserve">My total fortune at the bell: AQ __________</w:t>
-      </w:r>
-    </w:p>
-    <w:p>
-      <w:pPr>
-        <w:pStyle w:val="Heading2"/>
-      </w:pPr>
-      <w:bookmarkStart w:id="27" w:name="entry-6-day-6-lesson-2.17-the-crisis"/>
-      <w:r>
-        <w:t xml:space="preserve">Entry 6 (Day 6: Lesson 2.17, the crisis)</w:t>
-      </w:r>
-      <w:bookmarkEnd w:id="27"/>
-    </w:p>
-    <w:p>
-      <w:pPr>
-        <w:pStyle w:val="FirstParagraph"/>
-      </w:pPr>
-      <w:r>
-        <w:t xml:space="preserve">How I felt at the start (one word): __________ A stress sign I noticed: ______________________</w:t>
-      </w:r>
-    </w:p>
-    <w:p>
-      <w:pPr>
-        <w:pStyle w:val="BodyText"/>
-      </w:pPr>
-      <w:r>
-        <w:t xml:space="preserve">What I did:</w:t>
-      </w:r>
-    </w:p>
-    <w:p>
-      <w:r>
-        <w:br w:type="page"/>
-      </w:r>
-    </w:p>
-    <w:p>
-      <w:pPr>
-        <w:pStyle w:val="BodyText"/>
-      </w:pPr>
-      <w:r>
-        <w:t xml:space="preserve">Why (copy your decision from the grid):</w:t>
-      </w:r>
-    </w:p>
-    <w:p>
-      <w:r>
-        <w:br w:type="page"/>
-      </w:r>
-    </w:p>
-    <w:p>
-      <w:pPr>
-        <w:pStyle w:val="BodyText"/>
-      </w:pPr>
-      <w:r>
-        <w:t xml:space="preserve">What happened:</w:t>
-      </w:r>
-    </w:p>
-    <w:p>
-      <w:r>
-        <w:br w:type="page"/>
-      </w:r>
-    </w:p>
-    <w:p>
-      <w:pPr>
-        <w:pStyle w:val="BodyText"/>
-      </w:pPr>
-      <w:r>
-        <w:t xml:space="preserve">How I feel now (one sentence):</w:t>
-      </w:r>
-    </w:p>
-    <w:p>
-      <w:r>
-        <w:br w:type="page"/>
-      </w:r>
-    </w:p>
-    <w:p>
-      <w:pPr>
-        <w:pStyle w:val="BodyText"/>
-      </w:pPr>
-      <w:r>
-        <w:t xml:space="preserve">My total fortune at the bell: AQ __________</w:t>
-      </w:r>
-    </w:p>
-    <w:p>
-      <w:pPr>
-        <w:pStyle w:val="Heading2"/>
-      </w:pPr>
-      <w:bookmarkStart w:id="28" w:name="X5fcc35ebfa6e2195d4a8abb160f2739c0e525fe"/>
-      <w:r>
-        <w:t xml:space="preserve">Entry 7 (Day 7: Lesson 2.17, the second crisis day)</w:t>
-      </w:r>
-      <w:bookmarkEnd w:id="28"/>
-    </w:p>
-    <w:p>
-      <w:pPr>
-        <w:pStyle w:val="FirstParagraph"/>
-      </w:pPr>
-      <w:r>
-        <w:t xml:space="preserve">My corner today: sold some / sold everything / held / bought more</w:t>
-      </w:r>
-    </w:p>
-    <w:p>
-      <w:pPr>
-        <w:pStyle w:val="BodyText"/>
-      </w:pPr>
-      <w:r>
-        <w:t xml:space="preserve">What I did:</w:t>
-      </w:r>
-    </w:p>
-    <w:p>
-      <w:r>
-        <w:br w:type="page"/>
-      </w:r>
-    </w:p>
-    <w:p>
-      <w:pPr>
-        <w:pStyle w:val="BodyText"/>
-      </w:pPr>
-      <w:r>
-        <w:t xml:space="preserve">Why:</w:t>
-      </w:r>
-    </w:p>
-    <w:p>
-      <w:r>
-        <w:br w:type="page"/>
-      </w:r>
-    </w:p>
-    <w:p>
-      <w:pPr>
-        <w:pStyle w:val="BodyText"/>
-      </w:pPr>
-      <w:r>
-        <w:t xml:space="preserve">What happened:</w:t>
-      </w:r>
-    </w:p>
-    <w:p>
-      <w:r>
-        <w:br w:type="page"/>
-      </w:r>
-    </w:p>
-    <w:p>
-      <w:pPr>
-        <w:pStyle w:val="BodyText"/>
-      </w:pPr>
-      <w:r>
-        <w:t xml:space="preserve">Look back: my Day 6 decision was a plan / a panic. My evidence (a number):</w:t>
-      </w:r>
-    </w:p>
-    <w:p>
-      <w:r>
-        <w:br w:type="page"/>
-      </w:r>
-    </w:p>
-    <w:p>
-      <w:pPr>
-        <w:pStyle w:val="BodyText"/>
-      </w:pPr>
-      <w:r>
-        <w:t xml:space="preserve">My total fortune at the bell: AQ __________</w:t>
-      </w:r>
-    </w:p>
-    <w:p>
-      <w:pPr>
-        <w:pStyle w:val="Heading2"/>
-      </w:pPr>
-      <w:bookmarkStart w:id="29" w:name="X322d22646452347aa9ab0e7f4de3c0820a274b7"/>
-      <w:r>
-        <w:t xml:space="preserve">Entry 8 (Day 8: Lesson 2.18, recovery and return math)</w:t>
-      </w:r>
-      <w:bookmarkEnd w:id="29"/>
-    </w:p>
-    <w:p>
-      <w:pPr>
-        <w:pStyle w:val="FirstParagraph"/>
-      </w:pPr>
-      <w:r>
-        <w:t xml:space="preserve">What I did (rebalance, buy low, or hold; if buying low, which venture and what I expect):</w:t>
-      </w:r>
-    </w:p>
-    <w:p>
-      <w:r>
-        <w:br w:type="page"/>
-      </w:r>
-    </w:p>
-    <w:p>
-      <w:pPr>
-        <w:pStyle w:val="BodyText"/>
-      </w:pPr>
-      <w:r>
-        <w:t xml:space="preserve">Why:</w:t>
-      </w:r>
-    </w:p>
-    <w:p>
-      <w:r>
-        <w:br w:type="page"/>
-      </w:r>
-    </w:p>
-    <w:p>
-      <w:pPr>
-        <w:pStyle w:val="BodyText"/>
-      </w:pPr>
-      <w:r>
-        <w:t xml:space="preserve">What happened:</w:t>
-      </w:r>
-    </w:p>
-    <w:p>
-      <w:r>
-        <w:br w:type="page"/>
-      </w:r>
-    </w:p>
-    <w:p>
-      <w:pPr>
-        <w:pStyle w:val="BodyText"/>
-      </w:pPr>
-      <w:r>
-        <w:t xml:space="preserve">My percent return so far (from Return Math Part B): ______ percent</w:t>
-      </w:r>
-    </w:p>
-    <w:p>
-      <w:pPr>
-        <w:pStyle w:val="BodyText"/>
-      </w:pPr>
-      <w:r>
-        <w:t xml:space="preserve">The venture that hurt me most fell ______ percent across the crisis (ticker: ______).</w:t>
-      </w:r>
-    </w:p>
-    <w:p>
-      <w:pPr>
-        <w:pStyle w:val="BodyText"/>
-      </w:pPr>
-      <w:r>
-        <w:t xml:space="preserve">My total fortune at the bell: AQ __________</w:t>
-      </w:r>
-    </w:p>
-    <w:p>
-      <w:pPr>
-        <w:pStyle w:val="Heading2"/>
-      </w:pPr>
-      <w:bookmarkStart w:id="30" w:name="Xdf729135384698d7839923a486d62ded2e65e7e"/>
-      <w:r>
-        <w:t xml:space="preserve">Entry 9 (Day 9: Lesson 2.19, the closing bell and the reveal)</w:t>
-      </w:r>
-      <w:bookmarkEnd w:id="30"/>
-    </w:p>
-    <w:p>
-      <w:pPr>
-        <w:pStyle w:val="FirstParagraph"/>
-      </w:pPr>
-      <w:r>
-        <w:t xml:space="preserve">The market is closed. My final total fortune: AQ __________ My rank: ______ of ______</w:t>
-      </w:r>
-    </w:p>
-    <w:p>
-      <w:pPr>
-        <w:pStyle w:val="BodyText"/>
-      </w:pPr>
-      <w:r>
-        <w:t xml:space="preserve">Why my final number is what it is (one or two sentences):</w:t>
-      </w:r>
-    </w:p>
-    <w:p>
-      <w:r>
-        <w:br w:type="page"/>
-      </w:r>
-    </w:p>
-    <w:p>
-      <w:r>
-        <w:br w:type="page"/>
-      </w:r>
-    </w:p>
-    <w:p>
-      <w:pPr>
-        <w:pStyle w:val="BodyText"/>
-      </w:pPr>
-      <w:r>
-        <w:t xml:space="preserve">What I know now that I did not know on Day 1:</w:t>
-      </w:r>
-    </w:p>
-    <w:p>
-      <w:r>
-        <w:br w:type="page"/>
-      </w:r>
-    </w:p>
-    <w:p>
-      <w:pPr>
-        <w:pStyle w:val="Heading2"/>
-      </w:pPr>
-      <w:bookmarkStart w:id="31" w:name="entry-10-day-10-lesson-2.19-the-report"/>
-      <w:r>
-        <w:t xml:space="preserve">Entry 10 (Day 10: Lesson 2.19, the report)</w:t>
-      </w:r>
-      <w:bookmarkEnd w:id="31"/>
-    </w:p>
-    <w:p>
-      <w:pPr>
-        <w:pStyle w:val="FirstParagraph"/>
-      </w:pPr>
-      <w:r>
-        <w:t xml:space="preserve">My final percent return was ______ percent.</w:t>
-      </w:r>
-    </w:p>
-    <w:p>
-      <w:pPr>
-        <w:pStyle w:val="BodyText"/>
-      </w:pPr>
-      <w:r>
-        <w:t xml:space="preserve">One sentence to my future self about money:</w:t>
-      </w:r>
-    </w:p>
-    <w:p>
-      <w:r>
-        <w:br w:type="page"/>
-      </w:r>
-    </w:p>
-    <w:p>
-      <w:r>
-        <w:br w:type="page"/>
-      </w:r>
-    </w:p>
-    <w:p>
-      <w:pPr>
-        <w:pStyle w:val="Heading2"/>
-      </w:pPr>
-      <w:bookmarkStart w:id="32" w:name="X9645dd08b72c871bab0aa1292e6f1bf9815fea6"/>
-      <w:r>
-        <w:t xml:space="preserve">Round 2: trading with the truth (Lessons 2.20, 2.21, 2.22)</w:t>
-      </w:r>
-      <w:bookmarkEnd w:id="32"/>
-    </w:p>
-    <w:p>
-      <w:pPr>
-        <w:pStyle w:val="FirstParagraph"/>
-      </w:pPr>
-      <w:r>
         <w:t xml:space="preserve">The market reopens for ten minutes a day. You now know what every venture really is.</w:t>
       </w:r>
     </w:p>
@@ -1826,8 +1727,11 @@
       </w:r>
     </w:p>
     <w:p>
-      <w:r>
-        <w:br w:type="page"/>
+      <w:pPr>
+        <w:pStyle w:val="BodyText"/>
+      </w:pPr>
+      <w:r>
+        <w:t xml:space="preserve">______________________________________________________________________</w:t>
       </w:r>
     </w:p>
     <w:sectPr>
@@ -2137,7 +2041,7 @@
     </w:rPrDefault>
     <w:pPrDefault>
       <w:pPr>
-        <w:spacing w:after="200"/>
+        <w:spacing w:line="300" w:lineRule="auto" w:after="200"/>
       </w:pPr>
     </w:pPrDefault>
   </w:docDefaults>

--- a/downloads/handouts/Unit 02/Handout 02.14 - Investor Journal.docx
+++ b/downloads/handouts/Unit 02/Handout 02.14 - Investor Journal.docx
@@ -125,7 +125,7 @@
         <w:pStyle w:val="BodyText"/>
       </w:pPr>
       <w:r>
-        <w:t xml:space="preserve">Sentence starters (Spanish lines are to be verified by a native speaker):</w:t>
+        <w:t xml:space="preserve">Sentence starters:</w:t>
       </w:r>
     </w:p>
     <w:tbl>
@@ -2041,7 +2041,7 @@
     </w:rPrDefault>
     <w:pPrDefault>
       <w:pPr>
-        <w:spacing w:line="300" w:lineRule="auto" w:after="200"/>
+        <w:spacing w:after="200"/>
       </w:pPr>
     </w:pPrDefault>
   </w:docDefaults>

--- a/downloads/handouts/Unit 02/Handout 02.14 - Investor Journal.docx
+++ b/downloads/handouts/Unit 02/Handout 02.14 - Investor Journal.docx
@@ -6,9 +6,9 @@
       <w:pPr>
         <w:pStyle w:val="Heading1"/>
       </w:pPr>
-      <w:bookmarkStart w:id="20" w:name="handout-02.14-investor-journal"/>
-      <w:r>
-        <w:t xml:space="preserve">Handout 02.14: Investor Journal</w:t>
+      <w:bookmarkStart w:id="20" w:name="handout-2.14-investor-journal"/>
+      <w:r>
+        <w:t xml:space="preserve">Handout 2.14: Investor Journal</w:t>
       </w:r>
       <w:bookmarkEnd w:id="20"/>
     </w:p>

--- a/downloads/handouts/Unit 02/Handout 02.14 - Investor Journal.docx
+++ b/downloads/handouts/Unit 02/Handout 02.14 - Investor Journal.docx
@@ -17,15 +17,15 @@
         <w:pStyle w:val="FirstParagraph"/>
       </w:pPr>
       <w:r>
-        <w:t xml:space="preserve">Name: ______________________ Period: ______ Merchant number: ______ Start date: __________</w:t>
-      </w:r>
-    </w:p>
-    <w:p>
-      <w:pPr>
-        <w:pStyle w:val="BodyText"/>
-      </w:pPr>
-      <w:r>
-        <w:t xml:space="preserve">This journal stays in your FACS folder for the whole ClassroomStreet Investor Challenge. You write one entry every class day. Every entry has three parts and one number:</w:t>
+        <w:t xml:space="preserve">Name: ______________________ Period: ______ Investor number: ______ Start date: __________</w:t>
+      </w:r>
+    </w:p>
+    <w:p>
+      <w:pPr>
+        <w:pStyle w:val="BodyText"/>
+      </w:pPr>
+      <w:r>
+        <w:t xml:space="preserve">This journal stays in your FACS folder for the whole Gilded Age Market. You write one entry every class day. Every entry has three parts and one number:</w:t>
       </w:r>
     </w:p>
     <w:p>
@@ -46,7 +46,7 @@
         <w:t xml:space="preserve"> </w:t>
       </w:r>
       <w:r>
-        <w:t xml:space="preserve">(bought, sold, or held; which venture; how many units)</w:t>
+        <w:t xml:space="preserve">(bought, sold, or held; which company; how many shares)</w:t>
       </w:r>
     </w:p>
     <w:p>
@@ -88,7 +88,7 @@
         <w:t xml:space="preserve"> </w:t>
       </w:r>
       <w:r>
-        <w:t xml:space="preserve">(did the price move, did my fortune move)</w:t>
+        <w:t xml:space="preserve">(did the price move, did my total move)</w:t>
       </w:r>
     </w:p>
     <w:p>
@@ -103,13 +103,13 @@
         <w:rPr>
           <w:b/>
         </w:rPr>
-        <w:t xml:space="preserve">My total fortune</w:t>
+        <w:t xml:space="preserve">My total</w:t>
       </w:r>
       <w:r>
         <w:t xml:space="preserve"> </w:t>
       </w:r>
       <w:r>
-        <w:t xml:space="preserve">at the bell (the number on the screen)</w:t>
+        <w:t xml:space="preserve">at the bell, in dollars (the number on your ledger)</w:t>
       </w:r>
     </w:p>
     <w:p>
@@ -257,18 +257,18 @@
               <w:jc w:val="left"/>
             </w:pPr>
             <w:r>
-              <w:t xml:space="preserve">My total fortune is ___.</w:t>
-            </w:r>
-          </w:p>
-        </w:tc>
-        <w:tc>
-          <w:p>
-            <w:pPr>
-              <w:pStyle w:val="Compact"/>
-              <w:jc w:val="left"/>
-            </w:pPr>
-            <w:r>
-              <w:t xml:space="preserve">Mi fortuna total es ___.</w:t>
+              <w:t xml:space="preserve">My total is $___.</w:t>
+            </w:r>
+          </w:p>
+        </w:tc>
+        <w:tc>
+          <w:p>
+            <w:pPr>
+              <w:pStyle w:val="Compact"/>
+              <w:jc w:val="left"/>
+            </w:pPr>
+            <w:r>
+              <w:t xml:space="preserve">Mi total es $___.</w:t>
             </w:r>
           </w:p>
         </w:tc>
@@ -465,13 +465,13 @@
         <w:rPr>
           <w:b/>
         </w:rPr>
-        <w:t xml:space="preserve">My risk guess for each venture (Day 1):</w:t>
+        <w:t xml:space="preserve">My risk guess for each company (Day 1):</w:t>
       </w:r>
       <w:r>
         <w:t xml:space="preserve"> </w:t>
       </w:r>
       <w:r>
-        <w:t xml:space="preserve">write no risk, low, medium, or high.</w:t>
+        <w:t xml:space="preserve">write none, low, medium, high, or very high.</w:t>
       </w:r>
     </w:p>
     <w:tbl>
@@ -481,10 +481,11 @@
         <w:tblLook w:firstRow="1"/>
       </w:tblPr>
       <w:tblGrid>
-        <w:gridCol w:w="2340"/>
-        <w:gridCol w:w="2340"/>
-        <w:gridCol w:w="2340"/>
-        <w:gridCol w:w="2340"/>
+        <w:gridCol w:w="1872"/>
+        <w:gridCol w:w="1872"/>
+        <w:gridCol w:w="1872"/>
+        <w:gridCol w:w="1872"/>
+        <w:gridCol w:w="1872"/>
       </w:tblGrid>
       <w:tr>
         <w:trPr>
@@ -492,7 +493,7 @@
         </w:trPr>
         <w:tc>
           <w:tcPr>
-            <w:tcW w:type="dxa" w:w="2340"/>
+            <w:tcW w:type="dxa" w:w="1872"/>
             <w:tcBorders>
               <w:bottom w:val="single"/>
             </w:tcBorders>
@@ -510,7 +511,7 @@
         </w:tc>
         <w:tc>
           <w:tcPr>
-            <w:tcW w:type="dxa" w:w="2340"/>
+            <w:tcW w:type="dxa" w:w="1872"/>
             <w:tcBorders>
               <w:bottom w:val="single"/>
             </w:tcBorders>
@@ -522,13 +523,13 @@
               <w:jc w:val="left"/>
             </w:pPr>
             <w:r>
-              <w:t xml:space="preserve">Venture</w:t>
-            </w:r>
-          </w:p>
-        </w:tc>
-        <w:tc>
-          <w:tcPr>
-            <w:tcW w:type="dxa" w:w="2340"/>
+              <w:t xml:space="preserve">Company</w:t>
+            </w:r>
+          </w:p>
+        </w:tc>
+        <w:tc>
+          <w:tcPr>
+            <w:tcW w:type="dxa" w:w="1872"/>
             <w:tcBorders>
               <w:bottom w:val="single"/>
             </w:tcBorders>
@@ -540,13 +541,13 @@
               <w:jc w:val="left"/>
             </w:pPr>
             <w:r>
-              <w:t xml:space="preserve">My guess</w:t>
-            </w:r>
-          </w:p>
-        </w:tc>
-        <w:tc>
-          <w:tcPr>
-            <w:tcW w:type="dxa" w:w="2340"/>
+              <w:t xml:space="preserve">On the board from</w:t>
+            </w:r>
+          </w:p>
+        </w:tc>
+        <w:tc>
+          <w:tcPr>
+            <w:tcW w:type="dxa" w:w="1872"/>
             <w:tcBorders>
               <w:bottom w:val="single"/>
             </w:tcBorders>
@@ -558,6 +559,24 @@
               <w:jc w:val="left"/>
             </w:pPr>
             <w:r>
+              <w:t xml:space="preserve">My guess</w:t>
+            </w:r>
+          </w:p>
+        </w:tc>
+        <w:tc>
+          <w:tcPr>
+            <w:tcW w:type="dxa" w:w="1872"/>
+            <w:tcBorders>
+              <w:bottom w:val="single"/>
+            </w:tcBorders>
+            <w:vAlign w:val="bottom"/>
+          </w:tcPr>
+          <w:p>
+            <w:pPr>
+              <w:pStyle w:val="Compact"/>
+              <w:jc w:val="left"/>
+            </w:pPr>
+            <w:r>
               <w:t xml:space="preserve">Was I right? (fill on Day 9)</w:t>
             </w:r>
           </w:p>
@@ -566,41 +585,55 @@
       <w:tr>
         <w:tc>
           <w:tcPr>
-            <w:tcW w:type="dxa" w:w="2340"/>
-          </w:tcPr>
-          <w:p>
-            <w:pPr>
-              <w:pStyle w:val="Compact"/>
-              <w:jc w:val="left"/>
-            </w:pPr>
-            <w:r>
-              <w:t xml:space="preserve">SPRK</w:t>
-            </w:r>
-          </w:p>
-        </w:tc>
-        <w:tc>
-          <w:tcPr>
-            <w:tcW w:type="dxa" w:w="2340"/>
-          </w:tcPr>
-          <w:p>
-            <w:pPr>
-              <w:pStyle w:val="Compact"/>
-              <w:jc w:val="left"/>
-            </w:pPr>
-            <w:r>
-              <w:t xml:space="preserve">Sparkstone Mines</w:t>
-            </w:r>
-          </w:p>
-        </w:tc>
-        <w:tc>
-          <w:tcPr>
-            <w:tcW w:type="dxa" w:w="2340"/>
+            <w:tcW w:type="dxa" w:w="1872"/>
+          </w:tcPr>
+          <w:p>
+            <w:pPr>
+              <w:pStyle w:val="Compact"/>
+              <w:jc w:val="left"/>
+            </w:pPr>
+            <w:r>
+              <w:t xml:space="preserve">BANK</w:t>
+            </w:r>
+          </w:p>
+        </w:tc>
+        <w:tc>
+          <w:tcPr>
+            <w:tcW w:type="dxa" w:w="1872"/>
+          </w:tcPr>
+          <w:p>
+            <w:pPr>
+              <w:pStyle w:val="Compact"/>
+              <w:jc w:val="left"/>
+            </w:pPr>
+            <w:r>
+              <w:t xml:space="preserve">The savings bank</w:t>
+            </w:r>
+          </w:p>
+        </w:tc>
+        <w:tc>
+          <w:tcPr>
+            <w:tcW w:type="dxa" w:w="1872"/>
+          </w:tcPr>
+          <w:p>
+            <w:pPr>
+              <w:pStyle w:val="Compact"/>
+              <w:jc w:val="left"/>
+            </w:pPr>
+            <w:r>
+              <w:t xml:space="preserve">Round 0 (1870)</w:t>
+            </w:r>
+          </w:p>
+        </w:tc>
+        <w:tc>
+          <w:tcPr>
+            <w:tcW w:type="dxa" w:w="1872"/>
           </w:tcPr>
           <w:p/>
         </w:tc>
         <w:tc>
           <w:tcPr>
-            <w:tcW w:type="dxa" w:w="2340"/>
+            <w:tcW w:type="dxa" w:w="1872"/>
           </w:tcPr>
           <w:p/>
         </w:tc>
@@ -608,41 +641,55 @@
       <w:tr>
         <w:tc>
           <w:tcPr>
-            <w:tcW w:type="dxa" w:w="2340"/>
-          </w:tcPr>
-          <w:p>
-            <w:pPr>
-              <w:pStyle w:val="Compact"/>
-              <w:jc w:val="left"/>
-            </w:pPr>
-            <w:r>
-              <w:t xml:space="preserve">CLDB</w:t>
-            </w:r>
-          </w:p>
-        </w:tc>
-        <w:tc>
-          <w:tcPr>
-            <w:tcW w:type="dxa" w:w="2340"/>
-          </w:tcPr>
-          <w:p>
-            <w:pPr>
-              <w:pStyle w:val="Compact"/>
-              <w:jc w:val="left"/>
-            </w:pPr>
-            <w:r>
-              <w:t xml:space="preserve">Cloudberry Expeditions</w:t>
-            </w:r>
-          </w:p>
-        </w:tc>
-        <w:tc>
-          <w:tcPr>
-            <w:tcW w:type="dxa" w:w="2340"/>
+            <w:tcW w:type="dxa" w:w="1872"/>
+          </w:tcPr>
+          <w:p>
+            <w:pPr>
+              <w:pStyle w:val="Compact"/>
+              <w:jc w:val="left"/>
+            </w:pPr>
+            <w:r>
+              <w:t xml:space="preserve">RAIL</w:t>
+            </w:r>
+          </w:p>
+        </w:tc>
+        <w:tc>
+          <w:tcPr>
+            <w:tcW w:type="dxa" w:w="1872"/>
+          </w:tcPr>
+          <w:p>
+            <w:pPr>
+              <w:pStyle w:val="Compact"/>
+              <w:jc w:val="left"/>
+            </w:pPr>
+            <w:r>
+              <w:t xml:space="preserve">Pennsylvania Railroad</w:t>
+            </w:r>
+          </w:p>
+        </w:tc>
+        <w:tc>
+          <w:tcPr>
+            <w:tcW w:type="dxa" w:w="1872"/>
+          </w:tcPr>
+          <w:p>
+            <w:pPr>
+              <w:pStyle w:val="Compact"/>
+              <w:jc w:val="left"/>
+            </w:pPr>
+            <w:r>
+              <w:t xml:space="preserve">Round 0 (1870)</w:t>
+            </w:r>
+          </w:p>
+        </w:tc>
+        <w:tc>
+          <w:tcPr>
+            <w:tcW w:type="dxa" w:w="1872"/>
           </w:tcPr>
           <w:p/>
         </w:tc>
         <w:tc>
           <w:tcPr>
-            <w:tcW w:type="dxa" w:w="2340"/>
+            <w:tcW w:type="dxa" w:w="1872"/>
           </w:tcPr>
           <w:p/>
         </w:tc>
@@ -650,41 +697,55 @@
       <w:tr>
         <w:tc>
           <w:tcPr>
-            <w:tcW w:type="dxa" w:w="2340"/>
-          </w:tcPr>
-          <w:p>
-            <w:pPr>
-              <w:pStyle w:val="Compact"/>
-              <w:jc w:val="left"/>
-            </w:pPr>
-            <w:r>
-              <w:t xml:space="preserve">IRON</w:t>
-            </w:r>
-          </w:p>
-        </w:tc>
-        <w:tc>
-          <w:tcPr>
-            <w:tcW w:type="dxa" w:w="2340"/>
-          </w:tcPr>
-          <w:p>
-            <w:pPr>
-              <w:pStyle w:val="Compact"/>
-              <w:jc w:val="left"/>
-            </w:pPr>
-            <w:r>
-              <w:t xml:space="preserve">The Iron Vault</w:t>
-            </w:r>
-          </w:p>
-        </w:tc>
-        <w:tc>
-          <w:tcPr>
-            <w:tcW w:type="dxa" w:w="2340"/>
+            <w:tcW w:type="dxa" w:w="1872"/>
+          </w:tcPr>
+          <w:p>
+            <w:pPr>
+              <w:pStyle w:val="Compact"/>
+              <w:jc w:val="left"/>
+            </w:pPr>
+            <w:r>
+              <w:t xml:space="preserve">OIL</w:t>
+            </w:r>
+          </w:p>
+        </w:tc>
+        <w:tc>
+          <w:tcPr>
+            <w:tcW w:type="dxa" w:w="1872"/>
+          </w:tcPr>
+          <w:p>
+            <w:pPr>
+              <w:pStyle w:val="Compact"/>
+              <w:jc w:val="left"/>
+            </w:pPr>
+            <w:r>
+              <w:t xml:space="preserve">Standard Oil</w:t>
+            </w:r>
+          </w:p>
+        </w:tc>
+        <w:tc>
+          <w:tcPr>
+            <w:tcW w:type="dxa" w:w="1872"/>
+          </w:tcPr>
+          <w:p>
+            <w:pPr>
+              <w:pStyle w:val="Compact"/>
+              <w:jc w:val="left"/>
+            </w:pPr>
+            <w:r>
+              <w:t xml:space="preserve">Round 0 (1870)</w:t>
+            </w:r>
+          </w:p>
+        </w:tc>
+        <w:tc>
+          <w:tcPr>
+            <w:tcW w:type="dxa" w:w="1872"/>
           </w:tcPr>
           <w:p/>
         </w:tc>
         <w:tc>
           <w:tcPr>
-            <w:tcW w:type="dxa" w:w="2340"/>
+            <w:tcW w:type="dxa" w:w="1872"/>
           </w:tcPr>
           <w:p/>
         </w:tc>
@@ -692,41 +753,55 @@
       <w:tr>
         <w:tc>
           <w:tcPr>
-            <w:tcW w:type="dxa" w:w="2340"/>
-          </w:tcPr>
-          <w:p>
-            <w:pPr>
-              <w:pStyle w:val="Compact"/>
-              <w:jc w:val="left"/>
-            </w:pPr>
-            <w:r>
-              <w:t xml:space="preserve">SEAL</w:t>
-            </w:r>
-          </w:p>
-        </w:tc>
-        <w:tc>
-          <w:tcPr>
-            <w:tcW w:type="dxa" w:w="2340"/>
-          </w:tcPr>
-          <w:p>
-            <w:pPr>
-              <w:pStyle w:val="Compact"/>
-              <w:jc w:val="left"/>
-            </w:pPr>
-            <w:r>
-              <w:t xml:space="preserve">Crown Seal Notes</w:t>
-            </w:r>
-          </w:p>
-        </w:tc>
-        <w:tc>
-          <w:tcPr>
-            <w:tcW w:type="dxa" w:w="2340"/>
+            <w:tcW w:type="dxa" w:w="1872"/>
+          </w:tcPr>
+          <w:p>
+            <w:pPr>
+              <w:pStyle w:val="Compact"/>
+              <w:jc w:val="left"/>
+            </w:pPr>
+            <w:r>
+              <w:t xml:space="preserve">GAS</w:t>
+            </w:r>
+          </w:p>
+        </w:tc>
+        <w:tc>
+          <w:tcPr>
+            <w:tcW w:type="dxa" w:w="1872"/>
+          </w:tcPr>
+          <w:p>
+            <w:pPr>
+              <w:pStyle w:val="Compact"/>
+              <w:jc w:val="left"/>
+            </w:pPr>
+            <w:r>
+              <w:t xml:space="preserve">Manhattan Gas Light, later Consolidated Gas</w:t>
+            </w:r>
+          </w:p>
+        </w:tc>
+        <w:tc>
+          <w:tcPr>
+            <w:tcW w:type="dxa" w:w="1872"/>
+          </w:tcPr>
+          <w:p>
+            <w:pPr>
+              <w:pStyle w:val="Compact"/>
+              <w:jc w:val="left"/>
+            </w:pPr>
+            <w:r>
+              <w:t xml:space="preserve">Round 0 (1870)</w:t>
+            </w:r>
+          </w:p>
+        </w:tc>
+        <w:tc>
+          <w:tcPr>
+            <w:tcW w:type="dxa" w:w="1872"/>
           </w:tcPr>
           <w:p/>
         </w:tc>
         <w:tc>
           <w:tcPr>
-            <w:tcW w:type="dxa" w:w="2340"/>
+            <w:tcW w:type="dxa" w:w="1872"/>
           </w:tcPr>
           <w:p/>
         </w:tc>
@@ -734,41 +809,55 @@
       <w:tr>
         <w:tc>
           <w:tcPr>
-            <w:tcW w:type="dxa" w:w="2340"/>
-          </w:tcPr>
-          <w:p>
-            <w:pPr>
-              <w:pStyle w:val="Compact"/>
-              <w:jc w:val="left"/>
-            </w:pPr>
-            <w:r>
-              <w:t xml:space="preserve">WLLW</w:t>
-            </w:r>
-          </w:p>
-        </w:tc>
-        <w:tc>
-          <w:tcPr>
-            <w:tcW w:type="dxa" w:w="2340"/>
-          </w:tcPr>
-          <w:p>
-            <w:pPr>
-              <w:pStyle w:val="Compact"/>
-              <w:jc w:val="left"/>
-            </w:pPr>
-            <w:r>
-              <w:t xml:space="preserve">Willowbrook Grove</w:t>
-            </w:r>
-          </w:p>
-        </w:tc>
-        <w:tc>
-          <w:tcPr>
-            <w:tcW w:type="dxa" w:w="2340"/>
+            <w:tcW w:type="dxa" w:w="1872"/>
+          </w:tcPr>
+          <w:p>
+            <w:pPr>
+              <w:pStyle w:val="Compact"/>
+              <w:jc w:val="left"/>
+            </w:pPr>
+            <w:r>
+              <w:t xml:space="preserve">ELEC</w:t>
+            </w:r>
+          </w:p>
+        </w:tc>
+        <w:tc>
+          <w:tcPr>
+            <w:tcW w:type="dxa" w:w="1872"/>
+          </w:tcPr>
+          <w:p>
+            <w:pPr>
+              <w:pStyle w:val="Compact"/>
+              <w:jc w:val="left"/>
+            </w:pPr>
+            <w:r>
+              <w:t xml:space="preserve">Edison Electric Light, later General Electric</w:t>
+            </w:r>
+          </w:p>
+        </w:tc>
+        <w:tc>
+          <w:tcPr>
+            <w:tcW w:type="dxa" w:w="1872"/>
+          </w:tcPr>
+          <w:p>
+            <w:pPr>
+              <w:pStyle w:val="Compact"/>
+              <w:jc w:val="left"/>
+            </w:pPr>
+            <w:r>
+              <w:t xml:space="preserve">Round 2 (1882)</w:t>
+            </w:r>
+          </w:p>
+        </w:tc>
+        <w:tc>
+          <w:tcPr>
+            <w:tcW w:type="dxa" w:w="1872"/>
           </w:tcPr>
           <w:p/>
         </w:tc>
         <w:tc>
           <w:tcPr>
-            <w:tcW w:type="dxa" w:w="2340"/>
+            <w:tcW w:type="dxa" w:w="1872"/>
           </w:tcPr>
           <w:p/>
         </w:tc>
@@ -776,41 +865,55 @@
       <w:tr>
         <w:tc>
           <w:tcPr>
-            <w:tcW w:type="dxa" w:w="2340"/>
-          </w:tcPr>
-          <w:p>
-            <w:pPr>
-              <w:pStyle w:val="Compact"/>
-              <w:jc w:val="left"/>
-            </w:pPr>
-            <w:r>
-              <w:t xml:space="preserve">HNYP</w:t>
-            </w:r>
-          </w:p>
-        </w:tc>
-        <w:tc>
-          <w:tcPr>
-            <w:tcW w:type="dxa" w:w="2340"/>
-          </w:tcPr>
-          <w:p>
-            <w:pPr>
-              <w:pStyle w:val="Compact"/>
-              <w:jc w:val="left"/>
-            </w:pPr>
-            <w:r>
-              <w:t xml:space="preserve">The Honeypot Coffer</w:t>
-            </w:r>
-          </w:p>
-        </w:tc>
-        <w:tc>
-          <w:tcPr>
-            <w:tcW w:type="dxa" w:w="2340"/>
+            <w:tcW w:type="dxa" w:w="1872"/>
+          </w:tcPr>
+          <w:p>
+            <w:pPr>
+              <w:pStyle w:val="Compact"/>
+              <w:jc w:val="left"/>
+            </w:pPr>
+            <w:r>
+              <w:t xml:space="preserve">STEEL</w:t>
+            </w:r>
+          </w:p>
+        </w:tc>
+        <w:tc>
+          <w:tcPr>
+            <w:tcW w:type="dxa" w:w="1872"/>
+          </w:tcPr>
+          <w:p>
+            <w:pPr>
+              <w:pStyle w:val="Compact"/>
+              <w:jc w:val="left"/>
+            </w:pPr>
+            <w:r>
+              <w:t xml:space="preserve">United States Steel</w:t>
+            </w:r>
+          </w:p>
+        </w:tc>
+        <w:tc>
+          <w:tcPr>
+            <w:tcW w:type="dxa" w:w="1872"/>
+          </w:tcPr>
+          <w:p>
+            <w:pPr>
+              <w:pStyle w:val="Compact"/>
+              <w:jc w:val="left"/>
+            </w:pPr>
+            <w:r>
+              <w:t xml:space="preserve">Round 4 (1901)</w:t>
+            </w:r>
+          </w:p>
+        </w:tc>
+        <w:tc>
+          <w:tcPr>
+            <w:tcW w:type="dxa" w:w="1872"/>
           </w:tcPr>
           <w:p/>
         </w:tc>
         <w:tc>
           <w:tcPr>
-            <w:tcW w:type="dxa" w:w="2340"/>
+            <w:tcW w:type="dxa" w:w="1872"/>
           </w:tcPr>
           <w:p/>
         </w:tc>
@@ -818,41 +921,111 @@
       <w:tr>
         <w:tc>
           <w:tcPr>
-            <w:tcW w:type="dxa" w:w="2340"/>
-          </w:tcPr>
-          <w:p>
-            <w:pPr>
-              <w:pStyle w:val="Compact"/>
-              <w:jc w:val="left"/>
-            </w:pPr>
-            <w:r>
-              <w:t xml:space="preserve">MDOW</w:t>
-            </w:r>
-          </w:p>
-        </w:tc>
-        <w:tc>
-          <w:tcPr>
-            <w:tcW w:type="dxa" w:w="2340"/>
-          </w:tcPr>
-          <w:p>
-            <w:pPr>
-              <w:pStyle w:val="Compact"/>
-              <w:jc w:val="left"/>
-            </w:pPr>
-            <w:r>
-              <w:t xml:space="preserve">Meadowgold Acres</w:t>
-            </w:r>
-          </w:p>
-        </w:tc>
-        <w:tc>
-          <w:tcPr>
-            <w:tcW w:type="dxa" w:w="2340"/>
+            <w:tcW w:type="dxa" w:w="1872"/>
+          </w:tcPr>
+          <w:p>
+            <w:pPr>
+              <w:pStyle w:val="Compact"/>
+              <w:jc w:val="left"/>
+            </w:pPr>
+            <w:r>
+              <w:t xml:space="preserve">AUTO</w:t>
+            </w:r>
+          </w:p>
+        </w:tc>
+        <w:tc>
+          <w:tcPr>
+            <w:tcW w:type="dxa" w:w="1872"/>
+          </w:tcPr>
+          <w:p>
+            <w:pPr>
+              <w:pStyle w:val="Compact"/>
+              <w:jc w:val="left"/>
+            </w:pPr>
+            <w:r>
+              <w:t xml:space="preserve">General Motors</w:t>
+            </w:r>
+          </w:p>
+        </w:tc>
+        <w:tc>
+          <w:tcPr>
+            <w:tcW w:type="dxa" w:w="1872"/>
+          </w:tcPr>
+          <w:p>
+            <w:pPr>
+              <w:pStyle w:val="Compact"/>
+              <w:jc w:val="left"/>
+            </w:pPr>
+            <w:r>
+              <w:t xml:space="preserve">Round 5 (1911)</w:t>
+            </w:r>
+          </w:p>
+        </w:tc>
+        <w:tc>
+          <w:tcPr>
+            <w:tcW w:type="dxa" w:w="1872"/>
           </w:tcPr>
           <w:p/>
         </w:tc>
         <w:tc>
           <w:tcPr>
-            <w:tcW w:type="dxa" w:w="2340"/>
+            <w:tcW w:type="dxa" w:w="1872"/>
+          </w:tcPr>
+          <w:p/>
+        </w:tc>
+      </w:tr>
+      <w:tr>
+        <w:tc>
+          <w:tcPr>
+            <w:tcW w:type="dxa" w:w="1872"/>
+          </w:tcPr>
+          <w:p>
+            <w:pPr>
+              <w:pStyle w:val="Compact"/>
+              <w:jc w:val="left"/>
+            </w:pPr>
+            <w:r>
+              <w:t xml:space="preserve">RADIO</w:t>
+            </w:r>
+          </w:p>
+        </w:tc>
+        <w:tc>
+          <w:tcPr>
+            <w:tcW w:type="dxa" w:w="1872"/>
+          </w:tcPr>
+          <w:p>
+            <w:pPr>
+              <w:pStyle w:val="Compact"/>
+              <w:jc w:val="left"/>
+            </w:pPr>
+            <w:r>
+              <w:t xml:space="preserve">Radio Corporation of America</w:t>
+            </w:r>
+          </w:p>
+        </w:tc>
+        <w:tc>
+          <w:tcPr>
+            <w:tcW w:type="dxa" w:w="1872"/>
+          </w:tcPr>
+          <w:p>
+            <w:pPr>
+              <w:pStyle w:val="Compact"/>
+              <w:jc w:val="left"/>
+            </w:pPr>
+            <w:r>
+              <w:t xml:space="preserve">Round 5 (1911)</w:t>
+            </w:r>
+          </w:p>
+        </w:tc>
+        <w:tc>
+          <w:tcPr>
+            <w:tcW w:type="dxa" w:w="1872"/>
+          </w:tcPr>
+          <w:p/>
+        </w:tc>
+        <w:tc>
+          <w:tcPr>
+            <w:tcW w:type="dxa" w:w="1872"/>
           </w:tcPr>
           <w:p/>
         </w:tc>
@@ -866,13 +1039,13 @@
         <w:rPr>
           <w:b/>
         </w:rPr>
-        <w:t xml:space="preserve">My first buys (Day 1):</w:t>
+        <w:t xml:space="preserve">My first buys (Round 0, 1870):</w:t>
       </w:r>
       <w:r>
         <w:t xml:space="preserve"> </w:t>
       </w:r>
       <w:r>
-        <w:t xml:space="preserve">ticker and units.</w:t>
+        <w:t xml:space="preserve">ticker and shares, and how much went in the bank.</w:t>
       </w:r>
     </w:p>
     <w:p>
@@ -935,9 +1108,9 @@
       <w:pPr>
         <w:pStyle w:val="Heading2"/>
       </w:pPr>
-      <w:bookmarkStart w:id="22" w:name="entry-1-day-1-lesson-2.14-first-buys"/>
-      <w:r>
-        <w:t xml:space="preserve">Entry 1 (Day 1: Lesson 2.14, first buys)</w:t>
+      <w:bookmarkStart w:id="22" w:name="X591159183a0a8f3e310977e2797e6153670d987"/>
+      <w:r>
+        <w:t xml:space="preserve">Entry 1 (Day 1: Lesson 2.14, the market opens and the Panic of 1873)</w:t>
       </w:r>
       <w:bookmarkEnd w:id="22"/>
     </w:p>
@@ -970,16 +1143,16 @@
         <w:pStyle w:val="BodyText"/>
       </w:pPr>
       <w:r>
-        <w:t xml:space="preserve">My total fortune at the bell: AQ __________</w:t>
+        <w:t xml:space="preserve">My total at the bell: $ __________</w:t>
       </w:r>
     </w:p>
     <w:p>
       <w:pPr>
         <w:pStyle w:val="Heading2"/>
       </w:pPr>
-      <w:bookmarkStart w:id="23" w:name="X5b74710337b560bd6714035fab577a8eb9c646d"/>
-      <w:r>
-        <w:t xml:space="preserve">Entry 2 (Day 2: Lesson 2.14, reading the screen)</w:t>
+      <w:bookmarkStart w:id="23" w:name="Xacaa143e14d2f924d5ce7f0db9f3eda448e54e3"/>
+      <w:r>
+        <w:t xml:space="preserve">Entry 2 (Day 2: Lesson 2.14, reading the ledger)</w:t>
       </w:r>
       <w:bookmarkEnd w:id="23"/>
     </w:p>
@@ -988,15 +1161,15 @@
         <w:pStyle w:val="FirstParagraph"/>
       </w:pPr>
       <w:r>
-        <w:t xml:space="preserve">Total fortune at the start: AQ __________ Above or below 25,000? By how much? __________</w:t>
-      </w:r>
-    </w:p>
-    <w:p>
-      <w:pPr>
-        <w:pStyle w:val="BodyText"/>
-      </w:pPr>
-      <w:r>
-        <w:t xml:space="preserve">My ledger check: ______ units times AQ ______ = AQ ______ cash out. Matches? yes / no</w:t>
+        <w:t xml:space="preserve">Total at the start (after Round 1): $ __________ Above or below 1,000? By how much? __________</w:t>
+      </w:r>
+    </w:p>
+    <w:p>
+      <w:pPr>
+        <w:pStyle w:val="BodyText"/>
+      </w:pPr>
+      <w:r>
+        <w:t xml:space="preserve">My trade log check: ______ shares times $ ______ = $ ______ cash moved. Matches? yes / no</w:t>
       </w:r>
     </w:p>
     <w:p>
@@ -1068,7 +1241,7 @@
         <w:pStyle w:val="BodyText"/>
       </w:pPr>
       <w:r>
-        <w:t xml:space="preserve">My total fortune at the bell: AQ __________</w:t>
+        <w:t xml:space="preserve">My total at the bell: $ __________</w:t>
       </w:r>
     </w:p>
     <w:p>
@@ -1086,6 +1259,22 @@
         <w:pStyle w:val="FirstParagraph"/>
       </w:pPr>
       <w:r>
+        <w:t xml:space="preserve">My prediction before the Round 3 prices went up (which company is most at risk in a panic, and why):</w:t>
+      </w:r>
+    </w:p>
+    <w:p>
+      <w:pPr>
+        <w:pStyle w:val="BodyText"/>
+      </w:pPr>
+      <w:r>
+        <w:t xml:space="preserve">______________________________________________________________________</w:t>
+      </w:r>
+    </w:p>
+    <w:p>
+      <w:pPr>
+        <w:pStyle w:val="BodyText"/>
+      </w:pPr>
+      <w:r>
         <w:t xml:space="preserve">What I did:</w:t>
       </w:r>
     </w:p>
@@ -1134,23 +1323,23 @@
         <w:pStyle w:val="BodyText"/>
       </w:pPr>
       <w:r>
-        <w:t xml:space="preserve">One prediction I made today and whether it came true:</w:t>
-      </w:r>
-    </w:p>
-    <w:p>
-      <w:pPr>
-        <w:pStyle w:val="BodyText"/>
-      </w:pPr>
-      <w:r>
-        <w:t xml:space="preserve">______________________________________________________________________</w:t>
-      </w:r>
-    </w:p>
-    <w:p>
-      <w:pPr>
-        <w:pStyle w:val="BodyText"/>
-      </w:pPr>
-      <w:r>
-        <w:t xml:space="preserve">My total fortune at the bell: AQ __________</w:t>
+        <w:t xml:space="preserve">Did my prediction come true? yes / no. The number that shows it:</w:t>
+      </w:r>
+    </w:p>
+    <w:p>
+      <w:pPr>
+        <w:pStyle w:val="BodyText"/>
+      </w:pPr>
+      <w:r>
+        <w:t xml:space="preserve">______________________________________________________________________</w:t>
+      </w:r>
+    </w:p>
+    <w:p>
+      <w:pPr>
+        <w:pStyle w:val="BodyText"/>
+      </w:pPr>
+      <w:r>
+        <w:t xml:space="preserve">My total at the bell: $ __________</w:t>
       </w:r>
     </w:p>
     <w:p>
@@ -1232,7 +1421,7 @@
         <w:pStyle w:val="BodyText"/>
       </w:pPr>
       <w:r>
-        <w:t xml:space="preserve">My total fortune at the bell: AQ __________</w:t>
+        <w:t xml:space="preserve">My total at the bell: $ __________</w:t>
       </w:r>
     </w:p>
     <w:p>
@@ -1250,6 +1439,22 @@
         <w:pStyle w:val="FirstParagraph"/>
       </w:pPr>
       <w:r>
+        <w:t xml:space="preserve">My pie before Round 5 (rough slices, label each with a ticker):</w:t>
+      </w:r>
+    </w:p>
+    <w:p>
+      <w:pPr>
+        <w:pStyle w:val="BodyText"/>
+      </w:pPr>
+      <w:r>
+        <w:t xml:space="preserve">[ draw here ]</w:t>
+      </w:r>
+    </w:p>
+    <w:p>
+      <w:pPr>
+        <w:pStyle w:val="BodyText"/>
+      </w:pPr>
+      <w:r>
         <w:t xml:space="preserve">What I did (use the word rebalance or hold):</w:t>
       </w:r>
     </w:p>
@@ -1314,16 +1519,16 @@
         <w:pStyle w:val="BodyText"/>
       </w:pPr>
       <w:r>
-        <w:t xml:space="preserve">My total fortune at the bell: AQ __________</w:t>
+        <w:t xml:space="preserve">My total at the bell: $ __________</w:t>
       </w:r>
     </w:p>
     <w:p>
       <w:pPr>
         <w:pStyle w:val="Heading2"/>
       </w:pPr>
-      <w:bookmarkStart w:id="27" w:name="entry-6-day-6-lesson-2.17-the-crisis"/>
-      <w:r>
-        <w:t xml:space="preserve">Entry 6 (Day 6: Lesson 2.17, the crisis)</w:t>
+      <w:bookmarkStart w:id="27" w:name="X04a7184b0a430829b874a1387c09428aecef4a0"/>
+      <w:r>
+        <w:t xml:space="preserve">Entry 6 (Day 6: Lesson 2.17, the boom of 1928 and the margin line)</w:t>
       </w:r>
       <w:bookmarkEnd w:id="27"/>
     </w:p>
@@ -1340,6 +1545,14 @@
         <w:pStyle w:val="BodyText"/>
       </w:pPr>
       <w:r>
+        <w:t xml:space="preserve">Did I borrow on the margin line? yes / no. If yes, how much: $ __________</w:t>
+      </w:r>
+    </w:p>
+    <w:p>
+      <w:pPr>
+        <w:pStyle w:val="BodyText"/>
+      </w:pPr>
+      <w:r>
         <w:t xml:space="preserve">What I did:</w:t>
       </w:r>
     </w:p>
@@ -1404,16 +1617,16 @@
         <w:pStyle w:val="BodyText"/>
       </w:pPr>
       <w:r>
-        <w:t xml:space="preserve">My total fortune at the bell: AQ __________</w:t>
+        <w:t xml:space="preserve">My total at the bell: $ __________</w:t>
       </w:r>
     </w:p>
     <w:p>
       <w:pPr>
         <w:pStyle w:val="Heading2"/>
       </w:pPr>
-      <w:bookmarkStart w:id="28" w:name="X5fcc35ebfa6e2195d4a8abb160f2739c0e525fe"/>
-      <w:r>
-        <w:t xml:space="preserve">Entry 7 (Day 7: Lesson 2.17, the second crisis day)</w:t>
+      <w:bookmarkStart w:id="28" w:name="Xa197998188011248eef8b9ec3100af81ff478c5"/>
+      <w:r>
+        <w:t xml:space="preserve">Entry 7 (Day 7: Lesson 2.17, the crash of October 1929)</w:t>
       </w:r>
       <w:bookmarkEnd w:id="28"/>
     </w:p>
@@ -1430,6 +1643,14 @@
         <w:pStyle w:val="BodyText"/>
       </w:pPr>
       <w:r>
+        <w:t xml:space="preserve">Margin call: I owed $ __________ and paid it with cash / shares / it took everything.</w:t>
+      </w:r>
+    </w:p>
+    <w:p>
+      <w:pPr>
+        <w:pStyle w:val="BodyText"/>
+      </w:pPr>
+      <w:r>
         <w:t xml:space="preserve">What I did:</w:t>
       </w:r>
     </w:p>
@@ -1494,16 +1715,16 @@
         <w:pStyle w:val="BodyText"/>
       </w:pPr>
       <w:r>
-        <w:t xml:space="preserve">My total fortune at the bell: AQ __________</w:t>
+        <w:t xml:space="preserve">My total at the bell: $ __________</w:t>
       </w:r>
     </w:p>
     <w:p>
       <w:pPr>
         <w:pStyle w:val="Heading2"/>
       </w:pPr>
-      <w:bookmarkStart w:id="29" w:name="X322d22646452347aa9ab0e7f4de3c0820a274b7"/>
-      <w:r>
-        <w:t xml:space="preserve">Entry 8 (Day 8: Lesson 2.18, recovery and return math)</w:t>
+      <w:bookmarkStart w:id="29" w:name="X14dae1682ab6942acdb96cfbb9bd31df71c797f"/>
+      <w:r>
+        <w:t xml:space="preserve">Entry 8 (Day 8: Lesson 2.18, the bottom of 1932 and return math)</w:t>
       </w:r>
       <w:bookmarkEnd w:id="29"/>
     </w:p>
@@ -1512,7 +1733,7 @@
         <w:pStyle w:val="FirstParagraph"/>
       </w:pPr>
       <w:r>
-        <w:t xml:space="preserve">What I did (rebalance, buy low, or hold; if buying low, which venture and what I expect):</w:t>
+        <w:t xml:space="preserve">What I did (rebalance, buy low, or hold; if buying low, which company and what I expect):</w:t>
       </w:r>
     </w:p>
     <w:p>
@@ -1568,15 +1789,15 @@
         <w:pStyle w:val="BodyText"/>
       </w:pPr>
       <w:r>
-        <w:t xml:space="preserve">The venture that hurt me most fell ______ percent across the crisis (ticker: ______).</w:t>
-      </w:r>
-    </w:p>
-    <w:p>
-      <w:pPr>
-        <w:pStyle w:val="BodyText"/>
-      </w:pPr>
-      <w:r>
-        <w:t xml:space="preserve">My total fortune at the bell: AQ __________</w:t>
+        <w:t xml:space="preserve">The company that hurt me most fell ______ percent from Round 6 to Round 8 (ticker: ______).</w:t>
+      </w:r>
+    </w:p>
+    <w:p>
+      <w:pPr>
+        <w:pStyle w:val="BodyText"/>
+      </w:pPr>
+      <w:r>
+        <w:t xml:space="preserve">My total at the bell: $ __________</w:t>
       </w:r>
     </w:p>
     <w:p>
@@ -1594,7 +1815,7 @@
         <w:pStyle w:val="FirstParagraph"/>
       </w:pPr>
       <w:r>
-        <w:t xml:space="preserve">The market is closed. My final total fortune: AQ __________ My rank: ______ of ______</w:t>
+        <w:t xml:space="preserve">The market is closed at the 1936 prices. My closing total: $ __________ My rank: ______ of ______ (by investor number)</w:t>
       </w:r>
     </w:p>
     <w:p>
@@ -1680,9 +1901,9 @@
       <w:pPr>
         <w:pStyle w:val="Heading2"/>
       </w:pPr>
-      <w:bookmarkStart w:id="32" w:name="X9645dd08b72c871bab0aa1292e6f1bf9815fea6"/>
-      <w:r>
-        <w:t xml:space="preserve">Round 2: trading with the truth (Lessons 2.20, 2.21, 2.22)</w:t>
+      <w:bookmarkStart w:id="32" w:name="X6f957eab1df5f1a2f5fa7c188655a98082a2ad5"/>
+      <w:r>
+        <w:t xml:space="preserve">The replay: 1925 to 1936, knowing what is coming (Lessons 2.20, 2.21, 2.22)</w:t>
       </w:r>
       <w:bookmarkEnd w:id="32"/>
     </w:p>
@@ -1691,39 +1912,39 @@
         <w:pStyle w:val="FirstParagraph"/>
       </w:pPr>
       <w:r>
-        <w:t xml:space="preserve">The market reopens for ten minutes a day. You now know what every venture really is.</w:t>
-      </w:r>
-    </w:p>
-    <w:p>
-      <w:pPr>
-        <w:pStyle w:val="BodyText"/>
-      </w:pPr>
-      <w:r>
-        <w:t xml:space="preserve">Round 2, Day 1: I did ______________________ because ______________________ Fortune: AQ ________</w:t>
-      </w:r>
-    </w:p>
-    <w:p>
-      <w:pPr>
-        <w:pStyle w:val="BodyText"/>
-      </w:pPr>
-      <w:r>
-        <w:t xml:space="preserve">Round 2, Day 2: I did ______________________ because ______________________ Fortune: AQ ________</w:t>
-      </w:r>
-    </w:p>
-    <w:p>
-      <w:pPr>
-        <w:pStyle w:val="BodyText"/>
-      </w:pPr>
-      <w:r>
-        <w:t xml:space="preserve">Round 2, Day 3: I did ______________________ because ______________________ Fortune: AQ ________</w:t>
-      </w:r>
-    </w:p>
-    <w:p>
-      <w:pPr>
-        <w:pStyle w:val="BodyText"/>
-      </w:pPr>
-      <w:r>
-        <w:t xml:space="preserve">Did knowing the real instruments change how I traded? yes / no. How:</w:t>
+        <w:t xml:space="preserve">The market reopens for ten minutes a day with a fresh $1,000. You now know what happens in 1929 and in 1932.</w:t>
+      </w:r>
+    </w:p>
+    <w:p>
+      <w:pPr>
+        <w:pStyle w:val="BodyText"/>
+      </w:pPr>
+      <w:r>
+        <w:t xml:space="preserve">Block 1 (1925, the buys): I did ______________________ because ______________________ Total: $ ________</w:t>
+      </w:r>
+    </w:p>
+    <w:p>
+      <w:pPr>
+        <w:pStyle w:val="BodyText"/>
+      </w:pPr>
+      <w:r>
+        <w:t xml:space="preserve">Block 2 (October 1929, the crash): I did ______________________ because ______________________ Total: $ ________</w:t>
+      </w:r>
+    </w:p>
+    <w:p>
+      <w:pPr>
+        <w:pStyle w:val="BodyText"/>
+      </w:pPr>
+      <w:r>
+        <w:t xml:space="preserve">Block 3 (1932, then the close at 1936): I did ______________________ because ______________________ Total: $ ________</w:t>
+      </w:r>
+    </w:p>
+    <w:p>
+      <w:pPr>
+        <w:pStyle w:val="BodyText"/>
+      </w:pPr>
+      <w:r>
+        <w:t xml:space="preserve">Knowing the crash was coming, did I still buy on margin? yes / no. Did I buy at the bottom? yes / no. Did knowing change how I traded? How:</w:t>
       </w:r>
     </w:p>
     <w:p>

--- a/downloads/handouts/Unit 02/Handout 02.14 - Investor Journal.docx
+++ b/downloads/handouts/Unit 02/Handout 02.14 - Investor Journal.docx
@@ -410,51 +410,51 @@
         <w:t xml:space="preserve"> </w:t>
       </w:r>
       <w:r>
-        <w:t xml:space="preserve">copy it here, safest at the bottom.</w:t>
-      </w:r>
-    </w:p>
-    <w:p>
-      <w:pPr>
-        <w:pStyle w:val="BodyText"/>
-      </w:pPr>
-      <w:r>
-        <w:t xml:space="preserve">_____________________________________________ (riskiest)</w:t>
+        <w:t xml:space="preserve">copy the seven rungs from the slide here, safest at the bottom.</w:t>
+      </w:r>
+    </w:p>
+    <w:p>
+      <w:pPr>
+        <w:pStyle w:val="BodyText"/>
+      </w:pPr>
+      <w:r>
+        <w:t xml:space="preserve">7 (riskiest): _____________________________________________</w:t>
       </w:r>
       <w:r>
         <w:t xml:space="preserve"> </w:t>
       </w:r>
       <w:r>
-        <w:t xml:space="preserve">_____________________________________________</w:t>
+        <w:t xml:space="preserve">6: _____________________________________________</w:t>
       </w:r>
       <w:r>
         <w:t xml:space="preserve"> </w:t>
       </w:r>
       <w:r>
-        <w:t xml:space="preserve">_____________________________________________</w:t>
+        <w:t xml:space="preserve">5: _____________________________________________</w:t>
       </w:r>
       <w:r>
         <w:t xml:space="preserve"> </w:t>
       </w:r>
       <w:r>
-        <w:t xml:space="preserve">_____________________________________________</w:t>
+        <w:t xml:space="preserve">4: _____________________________________________</w:t>
       </w:r>
       <w:r>
         <w:t xml:space="preserve"> </w:t>
       </w:r>
       <w:r>
-        <w:t xml:space="preserve">_____________________________________________</w:t>
+        <w:t xml:space="preserve">3: _____________________________________________</w:t>
       </w:r>
       <w:r>
         <w:t xml:space="preserve"> </w:t>
       </w:r>
       <w:r>
-        <w:t xml:space="preserve">_____________________________________________</w:t>
+        <w:t xml:space="preserve">2: _____________________________________________</w:t>
       </w:r>
       <w:r>
         <w:t xml:space="preserve"> </w:t>
       </w:r>
       <w:r>
-        <w:t xml:space="preserve">_____________________________________________ (safest)</w:t>
+        <w:t xml:space="preserve">1 (safest): _____________________________________________</w:t>
       </w:r>
     </w:p>
     <w:p>
@@ -1039,21 +1039,13 @@
         <w:rPr>
           <w:b/>
         </w:rPr>
-        <w:t xml:space="preserve">My first buys (Round 0, 1870):</w:t>
+        <w:t xml:space="preserve">My first buys (Round 0, 1870)</w:t>
       </w:r>
       <w:r>
         <w:t xml:space="preserve"> </w:t>
       </w:r>
       <w:r>
-        <w:t xml:space="preserve">ticker and shares, and how much went in the bank.</w:t>
-      </w:r>
-    </w:p>
-    <w:p>
-      <w:pPr>
-        <w:pStyle w:val="BodyText"/>
-      </w:pPr>
-      <w:r>
-        <w:t xml:space="preserve">______________________________________________________________________</w:t>
+        <w:t xml:space="preserve">(ticker and shares, and how much went in the bank): ______________________________________________________________________</w:t>
       </w:r>
     </w:p>
     <w:p>
@@ -1064,39 +1056,13 @@
         <w:rPr>
           <w:b/>
         </w:rPr>
-        <w:t xml:space="preserve">Notes box (rules and definitions from the slides):</w:t>
-      </w:r>
-    </w:p>
-    <w:p>
-      <w:pPr>
-        <w:pStyle w:val="BodyText"/>
-      </w:pPr>
-      <w:r>
-        <w:t xml:space="preserve">______________________________________________________________________</w:t>
-      </w:r>
-    </w:p>
-    <w:p>
-      <w:pPr>
-        <w:pStyle w:val="BodyText"/>
-      </w:pPr>
-      <w:r>
-        <w:t xml:space="preserve">______________________________________________________________________</w:t>
-      </w:r>
-    </w:p>
-    <w:p>
-      <w:pPr>
-        <w:pStyle w:val="BodyText"/>
-      </w:pPr>
-      <w:r>
-        <w:t xml:space="preserve">______________________________________________________________________</w:t>
-      </w:r>
-    </w:p>
-    <w:p>
-      <w:pPr>
-        <w:pStyle w:val="BodyText"/>
-      </w:pPr>
-      <w:r>
-        <w:t xml:space="preserve">______________________________________________________________________</w:t>
+        <w:t xml:space="preserve">Notes:</w:t>
+      </w:r>
+      <w:r>
+        <w:t xml:space="preserve"> </w:t>
+      </w:r>
+      <w:r>
+        <w:t xml:space="preserve">the rules and definitions from the slides go on the My notes page, next.</w:t>
       </w:r>
     </w:p>
     <w:p>
@@ -1108,34 +1074,145 @@
       <w:pPr>
         <w:pStyle w:val="Heading2"/>
       </w:pPr>
-      <w:bookmarkStart w:id="22" w:name="X591159183a0a8f3e310977e2797e6153670d987"/>
+      <w:bookmarkStart w:id="22" w:name="Xf7cf4cf2d53693565e7785e12727ed2df7bd05c"/>
+      <w:r>
+        <w:t xml:space="preserve">My notes (rules and definitions from the slides, one line each)</w:t>
+      </w:r>
+      <w:bookmarkEnd w:id="22"/>
+    </w:p>
+    <w:p>
+      <w:pPr>
+        <w:pStyle w:val="FirstParagraph"/>
+      </w:pPr>
+      <w:r>
+        <w:t xml:space="preserve">Day 1: the risk ladder rule (higher up the ladder, more it can grow, more it can fall): ______________________________________</w:t>
+      </w:r>
+    </w:p>
+    <w:p>
+      <w:pPr>
+        <w:pStyle w:val="BodyText"/>
+      </w:pPr>
+      <w:r>
+        <w:t xml:space="preserve">Day 3: the two-line rule (more buyers than sellers, more sellers than buyers): ______________________________________</w:t>
+      </w:r>
+    </w:p>
+    <w:p>
+      <w:pPr>
+        <w:pStyle w:val="BodyText"/>
+      </w:pPr>
+      <w:r>
+        <w:t xml:space="preserve">Day 3: the four kinds of news: ______________________________________</w:t>
+      </w:r>
+    </w:p>
+    <w:p>
+      <w:pPr>
+        <w:pStyle w:val="BodyText"/>
+      </w:pPr>
+      <w:r>
+        <w:t xml:space="preserve">Day 3: the three tests for a headline (who says it, is there a number, does it tell you to hurry): ______________________________________</w:t>
+      </w:r>
+    </w:p>
+    <w:p>
+      <w:pPr>
+        <w:pStyle w:val="BodyText"/>
+      </w:pPr>
+      <w:r>
+        <w:t xml:space="preserve">Day 4: the two do now headlines, scored on the three tests: ______________________________________</w:t>
+      </w:r>
+    </w:p>
+    <w:p>
+      <w:pPr>
+        <w:pStyle w:val="BodyText"/>
+      </w:pPr>
+      <w:r>
+        <w:t xml:space="preserve">Day 5: diversification, in one sentence: ______________________________________</w:t>
+      </w:r>
+    </w:p>
+    <w:p>
+      <w:pPr>
+        <w:pStyle w:val="BodyText"/>
+      </w:pPr>
+      <w:r>
+        <w:t xml:space="preserve">Day 5: the two pies (draw them small): ______________________________________</w:t>
+      </w:r>
+    </w:p>
+    <w:p>
+      <w:pPr>
+        <w:pStyle w:val="BodyText"/>
+      </w:pPr>
+      <w:r>
+        <w:t xml:space="preserve">Day 5: rebalancing means: ______________________________________</w:t>
+      </w:r>
+    </w:p>
+    <w:p>
+      <w:pPr>
+        <w:pStyle w:val="BodyText"/>
+      </w:pPr>
+      <w:r>
+        <w:t xml:space="preserve">Day 8: the bottom: ______________________________________</w:t>
+      </w:r>
+    </w:p>
+    <w:p>
+      <w:pPr>
+        <w:pStyle w:val="BodyText"/>
+      </w:pPr>
+      <w:r>
+        <w:t xml:space="preserve">Day 8: buying low: ______________________________________</w:t>
+      </w:r>
+    </w:p>
+    <w:p>
+      <w:pPr>
+        <w:pStyle w:val="BodyText"/>
+      </w:pPr>
+      <w:r>
+        <w:t xml:space="preserve">Day 8: rebalancing after a crash: ______________________________________</w:t>
+      </w:r>
+    </w:p>
+    <w:p>
+      <w:pPr>
+        <w:pStyle w:val="BodyText"/>
+      </w:pPr>
+      <w:r>
+        <w:t xml:space="preserve">Day 8: percent return formula: ______________________________________</w:t>
+      </w:r>
+    </w:p>
+    <w:p>
+      <w:pPr>
+        <w:pStyle w:val="BodyText"/>
+      </w:pPr>
+      <w:r>
+        <w:t xml:space="preserve">Anything else I want to remember: ______________________________________</w:t>
+      </w:r>
+    </w:p>
+    <w:p>
+      <w:r>
+        <w:br w:type="page"/>
+      </w:r>
+    </w:p>
+    <w:p>
+      <w:pPr>
+        <w:pStyle w:val="Heading2"/>
+      </w:pPr>
+      <w:bookmarkStart w:id="23" w:name="X591159183a0a8f3e310977e2797e6153670d987"/>
       <w:r>
         <w:t xml:space="preserve">Entry 1 (Day 1: Lesson 2.14, the market opens and the Panic of 1873)</w:t>
       </w:r>
-      <w:bookmarkEnd w:id="22"/>
+      <w:bookmarkEnd w:id="23"/>
     </w:p>
     <w:p>
       <w:pPr>
         <w:pStyle w:val="FirstParagraph"/>
       </w:pPr>
       <w:r>
-        <w:t xml:space="preserve">What I bought and why (the short version today):</w:t>
-      </w:r>
-    </w:p>
-    <w:p>
-      <w:pPr>
-        <w:pStyle w:val="BodyText"/>
-      </w:pPr>
-      <w:r>
-        <w:t xml:space="preserve">______________________________________________________________________</w:t>
-      </w:r>
-    </w:p>
-    <w:p>
-      <w:pPr>
-        <w:pStyle w:val="BodyText"/>
-      </w:pPr>
-      <w:r>
-        <w:t xml:space="preserve">______________________________________________________________________</w:t>
+        <w:t xml:space="preserve">What I bought and why (the short version today): ______________________________________________________________________</w:t>
+      </w:r>
+    </w:p>
+    <w:p>
+      <w:pPr>
+        <w:pStyle w:val="BodyText"/>
+      </w:pPr>
+      <w:r>
+        <w:t xml:space="preserve">More room: ______________________________________________________________________</w:t>
       </w:r>
     </w:p>
     <w:p>
@@ -1150,11 +1227,11 @@
       <w:pPr>
         <w:pStyle w:val="Heading2"/>
       </w:pPr>
-      <w:bookmarkStart w:id="23" w:name="Xacaa143e14d2f924d5ce7f0db9f3eda448e54e3"/>
+      <w:bookmarkStart w:id="24" w:name="Xacaa143e14d2f924d5ce7f0db9f3eda448e54e3"/>
       <w:r>
         <w:t xml:space="preserve">Entry 2 (Day 2: Lesson 2.14, reading the ledger)</w:t>
       </w:r>
-      <w:bookmarkEnd w:id="23"/>
+      <w:bookmarkEnd w:id="24"/>
     </w:p>
     <w:p>
       <w:pPr>
@@ -1177,47 +1254,23 @@
         <w:pStyle w:val="BodyText"/>
       </w:pPr>
       <w:r>
-        <w:t xml:space="preserve">What I did:</w:t>
-      </w:r>
-    </w:p>
-    <w:p>
-      <w:pPr>
-        <w:pStyle w:val="BodyText"/>
-      </w:pPr>
-      <w:r>
-        <w:t xml:space="preserve">______________________________________________________________________</w:t>
-      </w:r>
-    </w:p>
-    <w:p>
-      <w:pPr>
-        <w:pStyle w:val="BodyText"/>
-      </w:pPr>
-      <w:r>
-        <w:t xml:space="preserve">Why:</w:t>
-      </w:r>
-    </w:p>
-    <w:p>
-      <w:pPr>
-        <w:pStyle w:val="BodyText"/>
-      </w:pPr>
-      <w:r>
-        <w:t xml:space="preserve">______________________________________________________________________</w:t>
-      </w:r>
-    </w:p>
-    <w:p>
-      <w:pPr>
-        <w:pStyle w:val="BodyText"/>
-      </w:pPr>
-      <w:r>
-        <w:t xml:space="preserve">What happened:</w:t>
-      </w:r>
-    </w:p>
-    <w:p>
-      <w:pPr>
-        <w:pStyle w:val="BodyText"/>
-      </w:pPr>
-      <w:r>
-        <w:t xml:space="preserve">______________________________________________________________________</w:t>
+        <w:t xml:space="preserve">What I did: ______________________________________________________________________</w:t>
+      </w:r>
+    </w:p>
+    <w:p>
+      <w:pPr>
+        <w:pStyle w:val="BodyText"/>
+      </w:pPr>
+      <w:r>
+        <w:t xml:space="preserve">Why: ______________________________________________________________________</w:t>
+      </w:r>
+    </w:p>
+    <w:p>
+      <w:pPr>
+        <w:pStyle w:val="BodyText"/>
+      </w:pPr>
+      <w:r>
+        <w:t xml:space="preserve">What happened: ______________________________________________________________________</w:t>
       </w:r>
     </w:p>
     <w:p>
@@ -1248,90 +1301,50 @@
       <w:pPr>
         <w:pStyle w:val="Heading2"/>
       </w:pPr>
-      <w:bookmarkStart w:id="24" w:name="Xee14e8e806736895a7c7fb5f55c488877e42e66"/>
+      <w:bookmarkStart w:id="25" w:name="Xee14e8e806736895a7c7fb5f55c488877e42e66"/>
       <w:r>
         <w:t xml:space="preserve">Entry 3 (Day 3: Lesson 2.15, reading the news)</w:t>
       </w:r>
-      <w:bookmarkEnd w:id="24"/>
+      <w:bookmarkEnd w:id="25"/>
     </w:p>
     <w:p>
       <w:pPr>
         <w:pStyle w:val="FirstParagraph"/>
       </w:pPr>
       <w:r>
-        <w:t xml:space="preserve">My prediction before the Round 3 prices went up (which company is most at risk in a panic, and why):</w:t>
-      </w:r>
-    </w:p>
-    <w:p>
-      <w:pPr>
-        <w:pStyle w:val="BodyText"/>
-      </w:pPr>
-      <w:r>
-        <w:t xml:space="preserve">______________________________________________________________________</w:t>
-      </w:r>
-    </w:p>
-    <w:p>
-      <w:pPr>
-        <w:pStyle w:val="BodyText"/>
-      </w:pPr>
-      <w:r>
-        <w:t xml:space="preserve">What I did:</w:t>
-      </w:r>
-    </w:p>
-    <w:p>
-      <w:pPr>
-        <w:pStyle w:val="BodyText"/>
-      </w:pPr>
-      <w:r>
-        <w:t xml:space="preserve">______________________________________________________________________</w:t>
-      </w:r>
-    </w:p>
-    <w:p>
-      <w:pPr>
-        <w:pStyle w:val="BodyText"/>
-      </w:pPr>
-      <w:r>
-        <w:t xml:space="preserve">Why (name the dispatch):</w:t>
-      </w:r>
-    </w:p>
-    <w:p>
-      <w:pPr>
-        <w:pStyle w:val="BodyText"/>
-      </w:pPr>
-      <w:r>
-        <w:t xml:space="preserve">______________________________________________________________________</w:t>
-      </w:r>
-    </w:p>
-    <w:p>
-      <w:pPr>
-        <w:pStyle w:val="BodyText"/>
-      </w:pPr>
-      <w:r>
-        <w:t xml:space="preserve">What happened:</w:t>
-      </w:r>
-    </w:p>
-    <w:p>
-      <w:pPr>
-        <w:pStyle w:val="BodyText"/>
-      </w:pPr>
-      <w:r>
-        <w:t xml:space="preserve">______________________________________________________________________</w:t>
-      </w:r>
-    </w:p>
-    <w:p>
-      <w:pPr>
-        <w:pStyle w:val="BodyText"/>
-      </w:pPr>
-      <w:r>
-        <w:t xml:space="preserve">Did my prediction come true? yes / no. The number that shows it:</w:t>
-      </w:r>
-    </w:p>
-    <w:p>
-      <w:pPr>
-        <w:pStyle w:val="BodyText"/>
-      </w:pPr>
-      <w:r>
-        <w:t xml:space="preserve">______________________________________________________________________</w:t>
+        <w:t xml:space="preserve">My prediction before the Round 3 prices went up (which company is most at risk in a panic, and why): ______________________________________________________________________</w:t>
+      </w:r>
+    </w:p>
+    <w:p>
+      <w:pPr>
+        <w:pStyle w:val="BodyText"/>
+      </w:pPr>
+      <w:r>
+        <w:t xml:space="preserve">What I did: ______________________________________________________________________</w:t>
+      </w:r>
+    </w:p>
+    <w:p>
+      <w:pPr>
+        <w:pStyle w:val="BodyText"/>
+      </w:pPr>
+      <w:r>
+        <w:t xml:space="preserve">Why (name the dispatch): ______________________________________________________________________</w:t>
+      </w:r>
+    </w:p>
+    <w:p>
+      <w:pPr>
+        <w:pStyle w:val="BodyText"/>
+      </w:pPr>
+      <w:r>
+        <w:t xml:space="preserve">What happened: ______________________________________________________________________</w:t>
+      </w:r>
+    </w:p>
+    <w:p>
+      <w:pPr>
+        <w:pStyle w:val="BodyText"/>
+      </w:pPr>
+      <w:r>
+        <w:t xml:space="preserve">Did my prediction come true? yes / no. The number that shows it: ______________________________________________________________________</w:t>
       </w:r>
     </w:p>
     <w:p>
@@ -1346,74 +1359,42 @@
       <w:pPr>
         <w:pStyle w:val="Heading2"/>
       </w:pPr>
-      <w:bookmarkStart w:id="25" w:name="entry-4-day-4-lesson-2.15-fact-vs-hype"/>
+      <w:bookmarkStart w:id="26" w:name="entry-4-day-4-lesson-2.15-fact-vs-hype"/>
       <w:r>
         <w:t xml:space="preserve">Entry 4 (Day 4: Lesson 2.15, fact vs hype)</w:t>
       </w:r>
-      <w:bookmarkEnd w:id="25"/>
+      <w:bookmarkEnd w:id="26"/>
     </w:p>
     <w:p>
       <w:pPr>
         <w:pStyle w:val="FirstParagraph"/>
       </w:pPr>
       <w:r>
-        <w:t xml:space="preserve">What I did:</w:t>
-      </w:r>
-    </w:p>
-    <w:p>
-      <w:pPr>
-        <w:pStyle w:val="BodyText"/>
-      </w:pPr>
-      <w:r>
-        <w:t xml:space="preserve">______________________________________________________________________</w:t>
-      </w:r>
-    </w:p>
-    <w:p>
-      <w:pPr>
-        <w:pStyle w:val="BodyText"/>
-      </w:pPr>
-      <w:r>
-        <w:t xml:space="preserve">Why:</w:t>
-      </w:r>
-    </w:p>
-    <w:p>
-      <w:pPr>
-        <w:pStyle w:val="BodyText"/>
-      </w:pPr>
-      <w:r>
-        <w:t xml:space="preserve">______________________________________________________________________</w:t>
-      </w:r>
-    </w:p>
-    <w:p>
-      <w:pPr>
-        <w:pStyle w:val="BodyText"/>
-      </w:pPr>
-      <w:r>
-        <w:t xml:space="preserve">What happened:</w:t>
-      </w:r>
-    </w:p>
-    <w:p>
-      <w:pPr>
-        <w:pStyle w:val="BodyText"/>
-      </w:pPr>
-      <w:r>
-        <w:t xml:space="preserve">______________________________________________________________________</w:t>
-      </w:r>
-    </w:p>
-    <w:p>
-      <w:pPr>
-        <w:pStyle w:val="BodyText"/>
-      </w:pPr>
-      <w:r>
-        <w:t xml:space="preserve">One headline I ignored today and why (which test did it fail?):</w:t>
-      </w:r>
-    </w:p>
-    <w:p>
-      <w:pPr>
-        <w:pStyle w:val="BodyText"/>
-      </w:pPr>
-      <w:r>
-        <w:t xml:space="preserve">______________________________________________________________________</w:t>
+        <w:t xml:space="preserve">What I did: ______________________________________________________________________</w:t>
+      </w:r>
+    </w:p>
+    <w:p>
+      <w:pPr>
+        <w:pStyle w:val="BodyText"/>
+      </w:pPr>
+      <w:r>
+        <w:t xml:space="preserve">Why: ______________________________________________________________________</w:t>
+      </w:r>
+    </w:p>
+    <w:p>
+      <w:pPr>
+        <w:pStyle w:val="BodyText"/>
+      </w:pPr>
+      <w:r>
+        <w:t xml:space="preserve">What happened: ______________________________________________________________________</w:t>
+      </w:r>
+    </w:p>
+    <w:p>
+      <w:pPr>
+        <w:pStyle w:val="BodyText"/>
+      </w:pPr>
+      <w:r>
+        <w:t xml:space="preserve">One headline I ignored today and why (which test did it fail?): ______________________________________________________________________</w:t>
       </w:r>
     </w:p>
     <w:p>
@@ -1428,11 +1409,11 @@
       <w:pPr>
         <w:pStyle w:val="Heading2"/>
       </w:pPr>
-      <w:bookmarkStart w:id="26" w:name="Xfc4acb7eacb638b10c6df75a21720607908f8cf"/>
+      <w:bookmarkStart w:id="27" w:name="Xfc4acb7eacb638b10c6df75a21720607908f8cf"/>
       <w:r>
         <w:t xml:space="preserve">Entry 5 (Day 5: Lesson 2.16, diversification)</w:t>
       </w:r>
-      <w:bookmarkEnd w:id="26"/>
+      <w:bookmarkEnd w:id="27"/>
     </w:p>
     <w:p>
       <w:pPr>
@@ -1455,63 +1436,31 @@
         <w:pStyle w:val="BodyText"/>
       </w:pPr>
       <w:r>
-        <w:t xml:space="preserve">What I did (use the word rebalance or hold):</w:t>
-      </w:r>
-    </w:p>
-    <w:p>
-      <w:pPr>
-        <w:pStyle w:val="BodyText"/>
-      </w:pPr>
-      <w:r>
-        <w:t xml:space="preserve">______________________________________________________________________</w:t>
-      </w:r>
-    </w:p>
-    <w:p>
-      <w:pPr>
-        <w:pStyle w:val="BodyText"/>
-      </w:pPr>
-      <w:r>
-        <w:t xml:space="preserve">Why:</w:t>
-      </w:r>
-    </w:p>
-    <w:p>
-      <w:pPr>
-        <w:pStyle w:val="BodyText"/>
-      </w:pPr>
-      <w:r>
-        <w:t xml:space="preserve">______________________________________________________________________</w:t>
-      </w:r>
-    </w:p>
-    <w:p>
-      <w:pPr>
-        <w:pStyle w:val="BodyText"/>
-      </w:pPr>
-      <w:r>
-        <w:t xml:space="preserve">What happened:</w:t>
-      </w:r>
-    </w:p>
-    <w:p>
-      <w:pPr>
-        <w:pStyle w:val="BodyText"/>
-      </w:pPr>
-      <w:r>
-        <w:t xml:space="preserve">______________________________________________________________________</w:t>
-      </w:r>
-    </w:p>
-    <w:p>
-      <w:pPr>
-        <w:pStyle w:val="BodyText"/>
-      </w:pPr>
-      <w:r>
-        <w:t xml:space="preserve">My biggest slice is ______ percent (ticker: ______). I am comfortable / not comfortable with that because:</w:t>
-      </w:r>
-    </w:p>
-    <w:p>
-      <w:pPr>
-        <w:pStyle w:val="BodyText"/>
-      </w:pPr>
-      <w:r>
-        <w:t xml:space="preserve">______________________________________________________________________</w:t>
+        <w:t xml:space="preserve">What I did (use the word rebalance or hold): ______________________________________________________________________</w:t>
+      </w:r>
+    </w:p>
+    <w:p>
+      <w:pPr>
+        <w:pStyle w:val="BodyText"/>
+      </w:pPr>
+      <w:r>
+        <w:t xml:space="preserve">Why: ______________________________________________________________________</w:t>
+      </w:r>
+    </w:p>
+    <w:p>
+      <w:pPr>
+        <w:pStyle w:val="BodyText"/>
+      </w:pPr>
+      <w:r>
+        <w:t xml:space="preserve">What happened: ______________________________________________________________________</w:t>
+      </w:r>
+    </w:p>
+    <w:p>
+      <w:pPr>
+        <w:pStyle w:val="BodyText"/>
+      </w:pPr>
+      <w:r>
+        <w:t xml:space="preserve">My biggest slice is ______ percent (ticker: ______). I am comfortable / not comfortable with that because: ______________________________________________________________________</w:t>
       </w:r>
     </w:p>
     <w:p>
@@ -1526,11 +1475,11 @@
       <w:pPr>
         <w:pStyle w:val="Heading2"/>
       </w:pPr>
-      <w:bookmarkStart w:id="27" w:name="X04a7184b0a430829b874a1387c09428aecef4a0"/>
+      <w:bookmarkStart w:id="28" w:name="X04a7184b0a430829b874a1387c09428aecef4a0"/>
       <w:r>
         <w:t xml:space="preserve">Entry 6 (Day 6: Lesson 2.17, the boom of 1928 and the margin line)</w:t>
       </w:r>
-      <w:bookmarkEnd w:id="27"/>
+      <w:bookmarkEnd w:id="28"/>
     </w:p>
     <w:p>
       <w:pPr>
@@ -1553,63 +1502,31 @@
         <w:pStyle w:val="BodyText"/>
       </w:pPr>
       <w:r>
-        <w:t xml:space="preserve">What I did:</w:t>
-      </w:r>
-    </w:p>
-    <w:p>
-      <w:pPr>
-        <w:pStyle w:val="BodyText"/>
-      </w:pPr>
-      <w:r>
-        <w:t xml:space="preserve">______________________________________________________________________</w:t>
-      </w:r>
-    </w:p>
-    <w:p>
-      <w:pPr>
-        <w:pStyle w:val="BodyText"/>
-      </w:pPr>
-      <w:r>
-        <w:t xml:space="preserve">Why (copy your decision from the grid):</w:t>
-      </w:r>
-    </w:p>
-    <w:p>
-      <w:pPr>
-        <w:pStyle w:val="BodyText"/>
-      </w:pPr>
-      <w:r>
-        <w:t xml:space="preserve">______________________________________________________________________</w:t>
-      </w:r>
-    </w:p>
-    <w:p>
-      <w:pPr>
-        <w:pStyle w:val="BodyText"/>
-      </w:pPr>
-      <w:r>
-        <w:t xml:space="preserve">What happened:</w:t>
-      </w:r>
-    </w:p>
-    <w:p>
-      <w:pPr>
-        <w:pStyle w:val="BodyText"/>
-      </w:pPr>
-      <w:r>
-        <w:t xml:space="preserve">______________________________________________________________________</w:t>
-      </w:r>
-    </w:p>
-    <w:p>
-      <w:pPr>
-        <w:pStyle w:val="BodyText"/>
-      </w:pPr>
-      <w:r>
-        <w:t xml:space="preserve">How I feel now (one sentence):</w:t>
-      </w:r>
-    </w:p>
-    <w:p>
-      <w:pPr>
-        <w:pStyle w:val="BodyText"/>
-      </w:pPr>
-      <w:r>
-        <w:t xml:space="preserve">______________________________________________________________________</w:t>
+        <w:t xml:space="preserve">What I did: ______________________________________________________________________</w:t>
+      </w:r>
+    </w:p>
+    <w:p>
+      <w:pPr>
+        <w:pStyle w:val="BodyText"/>
+      </w:pPr>
+      <w:r>
+        <w:t xml:space="preserve">Why (copy your decision from the grid): ______________________________________________________________________</w:t>
+      </w:r>
+    </w:p>
+    <w:p>
+      <w:pPr>
+        <w:pStyle w:val="BodyText"/>
+      </w:pPr>
+      <w:r>
+        <w:t xml:space="preserve">What happened: ______________________________________________________________________</w:t>
+      </w:r>
+    </w:p>
+    <w:p>
+      <w:pPr>
+        <w:pStyle w:val="BodyText"/>
+      </w:pPr>
+      <w:r>
+        <w:t xml:space="preserve">How I feel now (one sentence): ______________________________________________________________________</w:t>
       </w:r>
     </w:p>
     <w:p>
@@ -1624,11 +1541,11 @@
       <w:pPr>
         <w:pStyle w:val="Heading2"/>
       </w:pPr>
-      <w:bookmarkStart w:id="28" w:name="Xa197998188011248eef8b9ec3100af81ff478c5"/>
+      <w:bookmarkStart w:id="29" w:name="Xa197998188011248eef8b9ec3100af81ff478c5"/>
       <w:r>
         <w:t xml:space="preserve">Entry 7 (Day 7: Lesson 2.17, the crash of October 1929)</w:t>
       </w:r>
-      <w:bookmarkEnd w:id="28"/>
+      <w:bookmarkEnd w:id="29"/>
     </w:p>
     <w:p>
       <w:pPr>
@@ -1651,63 +1568,31 @@
         <w:pStyle w:val="BodyText"/>
       </w:pPr>
       <w:r>
-        <w:t xml:space="preserve">What I did:</w:t>
-      </w:r>
-    </w:p>
-    <w:p>
-      <w:pPr>
-        <w:pStyle w:val="BodyText"/>
-      </w:pPr>
-      <w:r>
-        <w:t xml:space="preserve">______________________________________________________________________</w:t>
-      </w:r>
-    </w:p>
-    <w:p>
-      <w:pPr>
-        <w:pStyle w:val="BodyText"/>
-      </w:pPr>
-      <w:r>
-        <w:t xml:space="preserve">Why:</w:t>
-      </w:r>
-    </w:p>
-    <w:p>
-      <w:pPr>
-        <w:pStyle w:val="BodyText"/>
-      </w:pPr>
-      <w:r>
-        <w:t xml:space="preserve">______________________________________________________________________</w:t>
-      </w:r>
-    </w:p>
-    <w:p>
-      <w:pPr>
-        <w:pStyle w:val="BodyText"/>
-      </w:pPr>
-      <w:r>
-        <w:t xml:space="preserve">What happened:</w:t>
-      </w:r>
-    </w:p>
-    <w:p>
-      <w:pPr>
-        <w:pStyle w:val="BodyText"/>
-      </w:pPr>
-      <w:r>
-        <w:t xml:space="preserve">______________________________________________________________________</w:t>
-      </w:r>
-    </w:p>
-    <w:p>
-      <w:pPr>
-        <w:pStyle w:val="BodyText"/>
-      </w:pPr>
-      <w:r>
-        <w:t xml:space="preserve">Look back: my Day 6 decision was a plan / a panic. My evidence (a number):</w:t>
-      </w:r>
-    </w:p>
-    <w:p>
-      <w:pPr>
-        <w:pStyle w:val="BodyText"/>
-      </w:pPr>
-      <w:r>
-        <w:t xml:space="preserve">______________________________________________________________________</w:t>
+        <w:t xml:space="preserve">What I did: ______________________________________________________________________</w:t>
+      </w:r>
+    </w:p>
+    <w:p>
+      <w:pPr>
+        <w:pStyle w:val="BodyText"/>
+      </w:pPr>
+      <w:r>
+        <w:t xml:space="preserve">Why: ______________________________________________________________________</w:t>
+      </w:r>
+    </w:p>
+    <w:p>
+      <w:pPr>
+        <w:pStyle w:val="BodyText"/>
+      </w:pPr>
+      <w:r>
+        <w:t xml:space="preserve">What happened: ______________________________________________________________________</w:t>
+      </w:r>
+    </w:p>
+    <w:p>
+      <w:pPr>
+        <w:pStyle w:val="BodyText"/>
+      </w:pPr>
+      <w:r>
+        <w:t xml:space="preserve">Look back: my Day 6 decision was a plan / a panic. My evidence (a number): ______________________________________________________________________</w:t>
       </w:r>
     </w:p>
     <w:p>
@@ -1722,58 +1607,34 @@
       <w:pPr>
         <w:pStyle w:val="Heading2"/>
       </w:pPr>
-      <w:bookmarkStart w:id="29" w:name="X14dae1682ab6942acdb96cfbb9bd31df71c797f"/>
+      <w:bookmarkStart w:id="30" w:name="X14dae1682ab6942acdb96cfbb9bd31df71c797f"/>
       <w:r>
         <w:t xml:space="preserve">Entry 8 (Day 8: Lesson 2.18, the bottom of 1932 and return math)</w:t>
       </w:r>
-      <w:bookmarkEnd w:id="29"/>
+      <w:bookmarkEnd w:id="30"/>
     </w:p>
     <w:p>
       <w:pPr>
         <w:pStyle w:val="FirstParagraph"/>
       </w:pPr>
       <w:r>
-        <w:t xml:space="preserve">What I did (rebalance, buy low, or hold; if buying low, which company and what I expect):</w:t>
-      </w:r>
-    </w:p>
-    <w:p>
-      <w:pPr>
-        <w:pStyle w:val="BodyText"/>
-      </w:pPr>
-      <w:r>
-        <w:t xml:space="preserve">______________________________________________________________________</w:t>
-      </w:r>
-    </w:p>
-    <w:p>
-      <w:pPr>
-        <w:pStyle w:val="BodyText"/>
-      </w:pPr>
-      <w:r>
-        <w:t xml:space="preserve">Why:</w:t>
-      </w:r>
-    </w:p>
-    <w:p>
-      <w:pPr>
-        <w:pStyle w:val="BodyText"/>
-      </w:pPr>
-      <w:r>
-        <w:t xml:space="preserve">______________________________________________________________________</w:t>
-      </w:r>
-    </w:p>
-    <w:p>
-      <w:pPr>
-        <w:pStyle w:val="BodyText"/>
-      </w:pPr>
-      <w:r>
-        <w:t xml:space="preserve">What happened:</w:t>
-      </w:r>
-    </w:p>
-    <w:p>
-      <w:pPr>
-        <w:pStyle w:val="BodyText"/>
-      </w:pPr>
-      <w:r>
-        <w:t xml:space="preserve">______________________________________________________________________</w:t>
+        <w:t xml:space="preserve">What I did (rebalance, buy low, or hold; if buying low, which company and what I expect): ______________________________________________________________________</w:t>
+      </w:r>
+    </w:p>
+    <w:p>
+      <w:pPr>
+        <w:pStyle w:val="BodyText"/>
+      </w:pPr>
+      <w:r>
+        <w:t xml:space="preserve">Why: ______________________________________________________________________</w:t>
+      </w:r>
+    </w:p>
+    <w:p>
+      <w:pPr>
+        <w:pStyle w:val="BodyText"/>
+      </w:pPr>
+      <w:r>
+        <w:t xml:space="preserve">What happened: ______________________________________________________________________</w:t>
       </w:r>
     </w:p>
     <w:p>
@@ -1804,11 +1665,11 @@
       <w:pPr>
         <w:pStyle w:val="Heading2"/>
       </w:pPr>
-      <w:bookmarkStart w:id="30" w:name="Xdf729135384698d7839923a486d62ded2e65e7e"/>
+      <w:bookmarkStart w:id="31" w:name="Xdf729135384698d7839923a486d62ded2e65e7e"/>
       <w:r>
         <w:t xml:space="preserve">Entry 9 (Day 9: Lesson 2.19, the closing bell and the reveal)</w:t>
       </w:r>
-      <w:bookmarkEnd w:id="30"/>
+      <w:bookmarkEnd w:id="31"/>
     </w:p>
     <w:p>
       <w:pPr>
@@ -1823,50 +1684,34 @@
         <w:pStyle w:val="BodyText"/>
       </w:pPr>
       <w:r>
-        <w:t xml:space="preserve">Why my final number is what it is (one or two sentences):</w:t>
-      </w:r>
-    </w:p>
-    <w:p>
-      <w:pPr>
-        <w:pStyle w:val="BodyText"/>
-      </w:pPr>
-      <w:r>
-        <w:t xml:space="preserve">______________________________________________________________________</w:t>
-      </w:r>
-    </w:p>
-    <w:p>
-      <w:pPr>
-        <w:pStyle w:val="BodyText"/>
-      </w:pPr>
-      <w:r>
-        <w:t xml:space="preserve">______________________________________________________________________</w:t>
-      </w:r>
-    </w:p>
-    <w:p>
-      <w:pPr>
-        <w:pStyle w:val="BodyText"/>
-      </w:pPr>
-      <w:r>
-        <w:t xml:space="preserve">What I know now that I did not know on Day 1:</w:t>
-      </w:r>
-    </w:p>
-    <w:p>
-      <w:pPr>
-        <w:pStyle w:val="BodyText"/>
-      </w:pPr>
-      <w:r>
-        <w:t xml:space="preserve">______________________________________________________________________</w:t>
+        <w:t xml:space="preserve">Why my final number is what it is (one or two sentences): ______________________________________________________________________</w:t>
+      </w:r>
+    </w:p>
+    <w:p>
+      <w:pPr>
+        <w:pStyle w:val="BodyText"/>
+      </w:pPr>
+      <w:r>
+        <w:t xml:space="preserve">More room: ______________________________________________________________________</w:t>
+      </w:r>
+    </w:p>
+    <w:p>
+      <w:pPr>
+        <w:pStyle w:val="BodyText"/>
+      </w:pPr>
+      <w:r>
+        <w:t xml:space="preserve">What I know now that I did not know on Day 1: ______________________________________________________________________</w:t>
       </w:r>
     </w:p>
     <w:p>
       <w:pPr>
         <w:pStyle w:val="Heading2"/>
       </w:pPr>
-      <w:bookmarkStart w:id="31" w:name="entry-10-day-10-lesson-2.19-the-report"/>
+      <w:bookmarkStart w:id="32" w:name="entry-10-day-10-lesson-2.19-the-report"/>
       <w:r>
         <w:t xml:space="preserve">Entry 10 (Day 10: Lesson 2.19, the report)</w:t>
       </w:r>
-      <w:bookmarkEnd w:id="31"/>
+      <w:bookmarkEnd w:id="32"/>
     </w:p>
     <w:p>
       <w:pPr>
@@ -1881,15 +1726,7 @@
         <w:pStyle w:val="BodyText"/>
       </w:pPr>
       <w:r>
-        <w:t xml:space="preserve">One sentence to my future self about money:</w:t>
-      </w:r>
-    </w:p>
-    <w:p>
-      <w:pPr>
-        <w:pStyle w:val="BodyText"/>
-      </w:pPr>
-      <w:r>
-        <w:t xml:space="preserve">______________________________________________________________________</w:t>
+        <w:t xml:space="preserve">One sentence to my future self about money: ______________________________________________________________________</w:t>
       </w:r>
     </w:p>
     <w:p>
@@ -1901,17 +1738,33 @@
       <w:pPr>
         <w:pStyle w:val="Heading2"/>
       </w:pPr>
-      <w:bookmarkStart w:id="32" w:name="X6f957eab1df5f1a2f5fa7c188655a98082a2ad5"/>
+      <w:bookmarkStart w:id="33" w:name="X6f957eab1df5f1a2f5fa7c188655a98082a2ad5"/>
       <w:r>
         <w:t xml:space="preserve">The replay: 1925 to 1936, knowing what is coming (Lessons 2.20, 2.21, 2.22)</w:t>
       </w:r>
-      <w:bookmarkEnd w:id="32"/>
+      <w:bookmarkEnd w:id="33"/>
     </w:p>
     <w:p>
       <w:pPr>
         <w:pStyle w:val="FirstParagraph"/>
       </w:pPr>
       <w:r>
+        <w:t xml:space="preserve">Teacher: print this section as its own half sheet for Lesson 2.20. The journal itself is stapled behind the Investor Report on Day 10 and does not come back out.</w:t>
+      </w:r>
+    </w:p>
+    <w:p>
+      <w:pPr>
+        <w:pStyle w:val="BodyText"/>
+      </w:pPr>
+      <w:r>
+        <w:t xml:space="preserve">Name: ______________________ Investor number: ______</w:t>
+      </w:r>
+    </w:p>
+    <w:p>
+      <w:pPr>
+        <w:pStyle w:val="BodyText"/>
+      </w:pPr>
+      <w:r>
         <w:t xml:space="preserve">The market reopens for ten minutes a day with a fresh $1,000. You now know what happens in 1929 and in 1932.</w:t>
       </w:r>
     </w:p>
@@ -1944,15 +1797,7 @@
         <w:pStyle w:val="BodyText"/>
       </w:pPr>
       <w:r>
-        <w:t xml:space="preserve">Knowing the crash was coming, did I still buy on margin? yes / no. Did I buy at the bottom? yes / no. Did knowing change how I traded? How:</w:t>
-      </w:r>
-    </w:p>
-    <w:p>
-      <w:pPr>
-        <w:pStyle w:val="BodyText"/>
-      </w:pPr>
-      <w:r>
-        <w:t xml:space="preserve">______________________________________________________________________</w:t>
+        <w:t xml:space="preserve">Knowing the crash was coming, did I still buy on margin? yes / no. Did I buy at the bottom? yes / no. Did knowing change how I traded? How: ______________________________________________________________________</w:t>
       </w:r>
     </w:p>
     <w:sectPr>
